--- a/lessons/3-6/downloads/reveal/teacher/3.6-homework-packet.docx
+++ b/lessons/3-6/downloads/reveal/teacher/3.6-homework-packet.docx
@@ -15,10 +15,28 @@
         <w:rPr>
           <w:rFonts w:ascii="Avenir Next" w:hAnsi="Avenir Next" w:cs="Avenir Next" w:eastAsia="Avenir Next"/>
           <w:color w:val="1A1A1A"/>
+          <w:sz w:val="22"/>
+          <w:szCs w:val="20"/>
+        </w:rPr>
+        <w:t xml:space="preserve">Name</w:t>
+      </w:r>
+      <w:r>
+        <w:rPr>
+          <w:rFonts w:ascii="Avenir Next" w:hAnsi="Avenir Next" w:cs="Avenir Next" w:eastAsia="Avenir Next"/>
+          <w:color w:val="1A1A1A"/>
           <w:sz w:val="20"/>
           <w:szCs w:val="20"/>
         </w:rPr>
-        <w:t xml:space="preserve">Name</w:t>
+        <w:tab/>
+      </w:r>
+      <w:r>
+        <w:rPr>
+          <w:rFonts w:ascii="Avenir Next" w:hAnsi="Avenir Next" w:cs="Avenir Next" w:eastAsia="Avenir Next"/>
+          <w:color w:val="1A1A1A"/>
+          <w:sz w:val="22"/>
+          <w:szCs w:val="20"/>
+        </w:rPr>
+        <w:t xml:space="preserve">   Date</w:t>
       </w:r>
       <w:r>
         <w:rPr>
@@ -33,25 +51,7 @@
         <w:rPr>
           <w:rFonts w:ascii="Avenir Next" w:hAnsi="Avenir Next" w:cs="Avenir Next" w:eastAsia="Avenir Next"/>
           <w:color w:val="1A1A1A"/>
-          <w:sz w:val="20"/>
-          <w:szCs w:val="20"/>
-        </w:rPr>
-        <w:t xml:space="preserve">   Date</w:t>
-      </w:r>
-      <w:r>
-        <w:rPr>
-          <w:rFonts w:ascii="Avenir Next" w:hAnsi="Avenir Next" w:cs="Avenir Next" w:eastAsia="Avenir Next"/>
-          <w:color w:val="1A1A1A"/>
-          <w:sz w:val="20"/>
-          <w:szCs w:val="20"/>
-        </w:rPr>
-        <w:tab/>
-      </w:r>
-      <w:r>
-        <w:rPr>
-          <w:rFonts w:ascii="Avenir Next" w:hAnsi="Avenir Next" w:cs="Avenir Next" w:eastAsia="Avenir Next"/>
-          <w:color w:val="1A1A1A"/>
-          <w:sz w:val="20"/>
+          <w:sz w:val="22"/>
           <w:szCs w:val="20"/>
         </w:rPr>
         <w:t xml:space="preserve">   Period</w:t>
@@ -78,7 +78,7 @@
           <w:caps/>
           <w:color w:val="003A70"/>
           <w:spacing w:val="12"/>
-          <w:sz w:val="19"/>
+          <w:sz w:val="22"/>
           <w:szCs w:val="19"/>
         </w:rPr>
         <w:t xml:space="preserve">Lesson 3-6  ·  Homework Packet  ·  Sheet 1 of 2</w:t>
@@ -86,6 +86,7 @@
     </w:p>
     <w:p>
       <w:pPr>
+        <w:pStyle w:val="Heading1"/>
         <w:keepNext/>
         <w:spacing w:before="0" w:after="0" w:line="240" w:lineRule="auto"/>
       </w:pPr>
@@ -111,7 +112,7 @@
         <w:rPr>
           <w:rFonts w:ascii="Avenir Next" w:hAnsi="Avenir Next" w:cs="Avenir Next" w:eastAsia="Avenir Next"/>
           <w:color w:val="5A5F66"/>
-          <w:sz w:val="17"/>
+          <w:sz w:val="22"/>
           <w:szCs w:val="17"/>
         </w:rPr>
         <w:t xml:space="preserve">Maryland Standard 6.RP.A.3d   ·   Learning target — I can convert between customary units by multiplying or dividing by the conversion rate.</w:t>
@@ -158,6 +159,7 @@
           </w:tcPr>
           <w:p>
             <w:pPr>
+              <w:pStyle w:val="Heading2"/>
               <w:spacing w:before="0" w:after="0" w:line="240" w:lineRule="auto"/>
             </w:pPr>
             <w:r>
@@ -185,25 +187,25 @@
                 <w:rFonts w:ascii="Avenir Next" w:hAnsi="Avenir Next" w:cs="Avenir Next" w:eastAsia="Avenir Next"/>
                 <w:b/>
                 <w:color w:val="003A70"/>
+                <w:sz w:val="22"/>
+                <w:szCs w:val="18"/>
+              </w:rPr>
+              <w:t xml:space="preserve">•</w:t>
+            </w:r>
+            <w:r>
+              <w:rPr>
+                <w:rFonts w:ascii="Avenir Next" w:hAnsi="Avenir Next" w:cs="Avenir Next" w:eastAsia="Avenir Next"/>
+                <w:color w:val="1A1A1A"/>
                 <w:sz w:val="18"/>
                 <w:szCs w:val="18"/>
               </w:rPr>
-              <w:t xml:space="preserve">•</w:t>
-            </w:r>
-            <w:r>
-              <w:rPr>
-                <w:rFonts w:ascii="Avenir Next" w:hAnsi="Avenir Next" w:cs="Avenir Next" w:eastAsia="Avenir Next"/>
-                <w:color w:val="1A1A1A"/>
-                <w:sz w:val="18"/>
-                <w:szCs w:val="18"/>
-              </w:rPr>
               <w:tab/>
             </w:r>
             <w:r>
               <w:rPr>
                 <w:rFonts w:ascii="Avenir Next" w:hAnsi="Avenir Next" w:cs="Avenir Next" w:eastAsia="Avenir Next"/>
                 <w:color w:val="1A1A1A"/>
-                <w:sz w:val="18"/>
+                <w:sz w:val="22"/>
                 <w:szCs w:val="18"/>
               </w:rPr>
               <w:t xml:space="preserve">12 in = 1 ft  ·  3 ft = 1 yd  ·  16 oz = 1 lb  ·  2 cups = 1 pt  ·  2 pt = 1 qt  ·  4 qt = 1 gal</w:t>
@@ -222,63 +224,63 @@
                 <w:rFonts w:ascii="Avenir Next" w:hAnsi="Avenir Next" w:cs="Avenir Next" w:eastAsia="Avenir Next"/>
                 <w:b/>
                 <w:color w:val="003A70"/>
+                <w:sz w:val="22"/>
+                <w:szCs w:val="18"/>
+              </w:rPr>
+              <w:t xml:space="preserve">•</w:t>
+            </w:r>
+            <w:r>
+              <w:rPr>
+                <w:rFonts w:ascii="Avenir Next" w:hAnsi="Avenir Next" w:cs="Avenir Next" w:eastAsia="Avenir Next"/>
+                <w:color w:val="1A1A1A"/>
                 <w:sz w:val="18"/>
                 <w:szCs w:val="18"/>
               </w:rPr>
-              <w:t xml:space="preserve">•</w:t>
-            </w:r>
-            <w:r>
-              <w:rPr>
-                <w:rFonts w:ascii="Avenir Next" w:hAnsi="Avenir Next" w:cs="Avenir Next" w:eastAsia="Avenir Next"/>
-                <w:color w:val="1A1A1A"/>
-                <w:sz w:val="18"/>
+              <w:tab/>
+            </w:r>
+            <w:r>
+              <w:rPr>
+                <w:rFonts w:ascii="Avenir Next" w:hAnsi="Avenir Next" w:cs="Avenir Next" w:eastAsia="Avenir Next"/>
+                <w:color w:val="1A1A1A"/>
+                <w:sz w:val="22"/>
                 <w:szCs w:val="18"/>
               </w:rPr>
-              <w:tab/>
-            </w:r>
-            <w:r>
-              <w:rPr>
-                <w:rFonts w:ascii="Avenir Next" w:hAnsi="Avenir Next" w:cs="Avenir Next" w:eastAsia="Avenir Next"/>
-                <w:color w:val="1A1A1A"/>
-                <w:sz w:val="18"/>
+              <w:t xml:space="preserve">From a larger unit to a smaller unit, </w:t>
+            </w:r>
+            <w:r>
+              <w:rPr>
+                <w:rFonts w:ascii="Avenir Next" w:hAnsi="Avenir Next" w:cs="Avenir Next" w:eastAsia="Avenir Next"/>
+                <w:b/>
+                <w:color w:val="1A1A1A"/>
+                <w:sz w:val="22"/>
                 <w:szCs w:val="18"/>
               </w:rPr>
-              <w:t xml:space="preserve">From a larger unit to a smaller unit, </w:t>
+              <w:t xml:space="preserve">multiply</w:t>
+            </w:r>
+            <w:r>
+              <w:rPr>
+                <w:rFonts w:ascii="Avenir Next" w:hAnsi="Avenir Next" w:cs="Avenir Next" w:eastAsia="Avenir Next"/>
+                <w:color w:val="1A1A1A"/>
+                <w:sz w:val="22"/>
+                <w:szCs w:val="18"/>
+              </w:rPr>
+              <w:t xml:space="preserve">. From a smaller unit to a larger unit, </w:t>
             </w:r>
             <w:r>
               <w:rPr>
                 <w:rFonts w:ascii="Avenir Next" w:hAnsi="Avenir Next" w:cs="Avenir Next" w:eastAsia="Avenir Next"/>
                 <w:b/>
                 <w:color w:val="1A1A1A"/>
-                <w:sz w:val="18"/>
+                <w:sz w:val="22"/>
                 <w:szCs w:val="18"/>
               </w:rPr>
-              <w:t xml:space="preserve">multiply</w:t>
-            </w:r>
-            <w:r>
-              <w:rPr>
-                <w:rFonts w:ascii="Avenir Next" w:hAnsi="Avenir Next" w:cs="Avenir Next" w:eastAsia="Avenir Next"/>
-                <w:color w:val="1A1A1A"/>
-                <w:sz w:val="18"/>
-                <w:szCs w:val="18"/>
-              </w:rPr>
-              <w:t xml:space="preserve">. From a smaller unit to a larger unit, </w:t>
-            </w:r>
-            <w:r>
-              <w:rPr>
-                <w:rFonts w:ascii="Avenir Next" w:hAnsi="Avenir Next" w:cs="Avenir Next" w:eastAsia="Avenir Next"/>
-                <w:b/>
-                <w:color w:val="1A1A1A"/>
-                <w:sz w:val="18"/>
-                <w:szCs w:val="18"/>
-              </w:rPr>
               <w:t xml:space="preserve">divide</w:t>
             </w:r>
             <w:r>
               <w:rPr>
                 <w:rFonts w:ascii="Avenir Next" w:hAnsi="Avenir Next" w:cs="Avenir Next" w:eastAsia="Avenir Next"/>
                 <w:color w:val="1A1A1A"/>
-                <w:sz w:val="18"/>
+                <w:sz w:val="22"/>
                 <w:szCs w:val="18"/>
               </w:rPr>
               <w:t xml:space="preserve">.</w:t>
@@ -297,25 +299,25 @@
                 <w:rFonts w:ascii="Avenir Next" w:hAnsi="Avenir Next" w:cs="Avenir Next" w:eastAsia="Avenir Next"/>
                 <w:b/>
                 <w:color w:val="003A70"/>
+                <w:sz w:val="22"/>
+                <w:szCs w:val="18"/>
+              </w:rPr>
+              <w:t xml:space="preserve">•</w:t>
+            </w:r>
+            <w:r>
+              <w:rPr>
+                <w:rFonts w:ascii="Avenir Next" w:hAnsi="Avenir Next" w:cs="Avenir Next" w:eastAsia="Avenir Next"/>
+                <w:color w:val="1A1A1A"/>
                 <w:sz w:val="18"/>
                 <w:szCs w:val="18"/>
               </w:rPr>
-              <w:t xml:space="preserve">•</w:t>
-            </w:r>
-            <w:r>
-              <w:rPr>
-                <w:rFonts w:ascii="Avenir Next" w:hAnsi="Avenir Next" w:cs="Avenir Next" w:eastAsia="Avenir Next"/>
-                <w:color w:val="1A1A1A"/>
-                <w:sz w:val="18"/>
-                <w:szCs w:val="18"/>
-              </w:rPr>
               <w:tab/>
             </w:r>
             <w:r>
               <w:rPr>
                 <w:rFonts w:ascii="Avenir Next" w:hAnsi="Avenir Next" w:cs="Avenir Next" w:eastAsia="Avenir Next"/>
                 <w:color w:val="1A1A1A"/>
-                <w:sz w:val="18"/>
+                <w:sz w:val="22"/>
                 <w:szCs w:val="18"/>
               </w:rPr>
               <w:t xml:space="preserve">Check: more of a small unit, fewer of a large unit.</w:t>
@@ -330,6 +332,7 @@
           </w:tcPr>
           <w:p>
             <w:pPr>
+              <w:pStyle w:val="Heading2"/>
               <w:spacing w:before="0" w:after="0" w:line="240" w:lineRule="auto"/>
             </w:pPr>
             <w:r>
@@ -352,7 +355,7 @@
               <w:rPr>
                 <w:rFonts w:ascii="Avenir Next" w:hAnsi="Avenir Next" w:cs="Avenir Next" w:eastAsia="Avenir Next"/>
                 <w:color w:val="1A1A1A"/>
-                <w:sz w:val="17"/>
+                <w:sz w:val="22"/>
                 <w:szCs w:val="17"/>
               </w:rPr>
               <w:t xml:space="preserve">A banner is 54 inches long. How many feet long is it?</w:t>
@@ -371,25 +374,25 @@
                 <w:rFonts w:ascii="Avenir Next" w:hAnsi="Avenir Next" w:cs="Avenir Next" w:eastAsia="Avenir Next"/>
                 <w:b/>
                 <w:color w:val="003A70"/>
+                <w:sz w:val="22"/>
+                <w:szCs w:val="17"/>
+              </w:rPr>
+              <w:t xml:space="preserve">Step 1</w:t>
+            </w:r>
+            <w:r>
+              <w:rPr>
+                <w:rFonts w:ascii="Avenir Next" w:hAnsi="Avenir Next" w:cs="Avenir Next" w:eastAsia="Avenir Next"/>
+                <w:color w:val="1A1A1A"/>
                 <w:sz w:val="17"/>
                 <w:szCs w:val="17"/>
               </w:rPr>
-              <w:t xml:space="preserve">Step 1</w:t>
-            </w:r>
-            <w:r>
-              <w:rPr>
-                <w:rFonts w:ascii="Avenir Next" w:hAnsi="Avenir Next" w:cs="Avenir Next" w:eastAsia="Avenir Next"/>
-                <w:color w:val="1A1A1A"/>
-                <w:sz w:val="17"/>
-                <w:szCs w:val="17"/>
-              </w:rPr>
               <w:tab/>
             </w:r>
             <w:r>
               <w:rPr>
                 <w:rFonts w:ascii="Avenir Next" w:hAnsi="Avenir Next" w:cs="Avenir Next" w:eastAsia="Avenir Next"/>
                 <w:color w:val="1A1A1A"/>
-                <w:sz w:val="17"/>
+                <w:sz w:val="22"/>
                 <w:szCs w:val="17"/>
               </w:rPr>
               <w:t xml:space="preserve">1 ft = 12 in. Inches to feet is small to large, so divide.</w:t>
@@ -408,25 +411,25 @@
                 <w:rFonts w:ascii="Avenir Next" w:hAnsi="Avenir Next" w:cs="Avenir Next" w:eastAsia="Avenir Next"/>
                 <w:b/>
                 <w:color w:val="003A70"/>
+                <w:sz w:val="22"/>
+                <w:szCs w:val="17"/>
+              </w:rPr>
+              <w:t xml:space="preserve">Step 2</w:t>
+            </w:r>
+            <w:r>
+              <w:rPr>
+                <w:rFonts w:ascii="Avenir Next" w:hAnsi="Avenir Next" w:cs="Avenir Next" w:eastAsia="Avenir Next"/>
+                <w:color w:val="1A1A1A"/>
                 <w:sz w:val="17"/>
                 <w:szCs w:val="17"/>
               </w:rPr>
-              <w:t xml:space="preserve">Step 2</w:t>
-            </w:r>
-            <w:r>
-              <w:rPr>
-                <w:rFonts w:ascii="Avenir Next" w:hAnsi="Avenir Next" w:cs="Avenir Next" w:eastAsia="Avenir Next"/>
-                <w:color w:val="1A1A1A"/>
-                <w:sz w:val="17"/>
-                <w:szCs w:val="17"/>
-              </w:rPr>
               <w:tab/>
             </w:r>
             <w:r>
               <w:rPr>
                 <w:rFonts w:ascii="Avenir Next" w:hAnsi="Avenir Next" w:cs="Avenir Next" w:eastAsia="Avenir Next"/>
                 <w:color w:val="1A1A1A"/>
-                <w:sz w:val="17"/>
+                <w:sz w:val="22"/>
                 <w:szCs w:val="17"/>
               </w:rPr>
               <w:t xml:space="preserve">54 ÷ 12 = 4.5</w:t>
@@ -445,18 +448,18 @@
                 <w:rFonts w:ascii="Avenir Next" w:hAnsi="Avenir Next" w:cs="Avenir Next" w:eastAsia="Avenir Next"/>
                 <w:b/>
                 <w:color w:val="1A1A1A"/>
+                <w:sz w:val="22"/>
+                <w:szCs w:val="17"/>
+              </w:rPr>
+              <w:t xml:space="preserve">Answer</w:t>
+            </w:r>
+            <w:r>
+              <w:rPr>
+                <w:rFonts w:ascii="Avenir Next" w:hAnsi="Avenir Next" w:cs="Avenir Next" w:eastAsia="Avenir Next"/>
+                <w:color w:val="1A1A1A"/>
                 <w:sz w:val="17"/>
                 <w:szCs w:val="17"/>
               </w:rPr>
-              <w:t xml:space="preserve">Answer</w:t>
-            </w:r>
-            <w:r>
-              <w:rPr>
-                <w:rFonts w:ascii="Avenir Next" w:hAnsi="Avenir Next" w:cs="Avenir Next" w:eastAsia="Avenir Next"/>
-                <w:color w:val="1A1A1A"/>
-                <w:sz w:val="17"/>
-                <w:szCs w:val="17"/>
-              </w:rPr>
               <w:tab/>
             </w:r>
             <w:r>
@@ -464,7 +467,7 @@
                 <w:rFonts w:ascii="Avenir Next" w:hAnsi="Avenir Next" w:cs="Avenir Next" w:eastAsia="Avenir Next"/>
                 <w:b/>
                 <w:color w:val="1A1A1A"/>
-                <w:sz w:val="17"/>
+                <w:sz w:val="22"/>
                 <w:szCs w:val="17"/>
               </w:rPr>
               <w:t xml:space="preserve">4.5 feet (4 feet 6 inches)</w:t>
@@ -475,6 +478,7 @@
     </w:tbl>
     <w:p>
       <w:pPr>
+        <w:pStyle w:val="Heading2"/>
         <w:keepNext/>
         <w:pBdr>
           <w:bottom w:val="single" w:sz="8" w:space="3" w:color="003A70"/>
@@ -490,7 +494,7 @@
           <w:b/>
           <w:color w:val="003A70"/>
           <w:spacing w:val="14"/>
-          <w:sz w:val="19"/>
+          <w:sz w:val="22"/>
           <w:szCs w:val="19"/>
         </w:rPr>
         <w:t xml:space="preserve">PRACTICE</w:t>
@@ -509,7 +513,7 @@
           <w:rFonts w:ascii="Avenir Next" w:hAnsi="Avenir Next" w:cs="Avenir Next" w:eastAsia="Avenir Next"/>
           <w:i/>
           <w:color w:val="5A5F66"/>
-          <w:sz w:val="17"/>
+          <w:sz w:val="22"/>
           <w:szCs w:val="17"/>
         </w:rPr>
         <w:t xml:space="preserve">show your work · label units</w:t>
@@ -529,25 +533,25 @@
           <w:rFonts w:ascii="Avenir Next" w:hAnsi="Avenir Next" w:cs="Avenir Next" w:eastAsia="Avenir Next"/>
           <w:b/>
           <w:color w:val="1A1A1A"/>
+          <w:sz w:val="22"/>
+          <w:szCs w:val="20"/>
+        </w:rPr>
+        <w:t xml:space="preserve">1.</w:t>
+      </w:r>
+      <w:r>
+        <w:rPr>
+          <w:rFonts w:ascii="Avenir Next" w:hAnsi="Avenir Next" w:cs="Avenir Next" w:eastAsia="Avenir Next"/>
+          <w:color w:val="1A1A1A"/>
           <w:sz w:val="20"/>
           <w:szCs w:val="20"/>
         </w:rPr>
-        <w:t xml:space="preserve">1.</w:t>
-      </w:r>
-      <w:r>
-        <w:rPr>
-          <w:rFonts w:ascii="Avenir Next" w:hAnsi="Avenir Next" w:cs="Avenir Next" w:eastAsia="Avenir Next"/>
-          <w:color w:val="1A1A1A"/>
-          <w:sz w:val="20"/>
-          <w:szCs w:val="20"/>
-        </w:rPr>
         <w:tab/>
       </w:r>
       <w:r>
         <w:rPr>
           <w:rFonts w:ascii="Avenir Next" w:hAnsi="Avenir Next" w:cs="Avenir Next" w:eastAsia="Avenir Next"/>
           <w:color w:val="1A1A1A"/>
-          <w:sz w:val="20"/>
+          <w:sz w:val="22"/>
           <w:szCs w:val="20"/>
         </w:rPr>
         <w:t xml:space="preserve">Convert each measure.</w:t>
@@ -602,10 +606,28 @@
                 <w:rFonts w:ascii="Avenir Next" w:hAnsi="Avenir Next" w:cs="Avenir Next" w:eastAsia="Avenir Next"/>
                 <w:b/>
                 <w:color w:val="003A70"/>
+                <w:sz w:val="22"/>
+                <w:szCs w:val="20"/>
+              </w:rPr>
+              <w:t xml:space="preserve">a.</w:t>
+            </w:r>
+            <w:r>
+              <w:rPr>
+                <w:rFonts w:ascii="Avenir Next" w:hAnsi="Avenir Next" w:cs="Avenir Next" w:eastAsia="Avenir Next"/>
+                <w:color w:val="1A1A1A"/>
                 <w:sz w:val="20"/>
                 <w:szCs w:val="20"/>
               </w:rPr>
-              <w:t xml:space="preserve">a.</w:t>
+              <w:tab/>
+            </w:r>
+            <w:r>
+              <w:rPr>
+                <w:rFonts w:ascii="Avenir Next" w:hAnsi="Avenir Next" w:cs="Avenir Next" w:eastAsia="Avenir Next"/>
+                <w:color w:val="1A1A1A"/>
+                <w:sz w:val="22"/>
+                <w:szCs w:val="20"/>
+              </w:rPr>
+              <w:t xml:space="preserve">8 ft =</w:t>
             </w:r>
             <w:r>
               <w:rPr>
@@ -614,7 +636,7 @@
                 <w:sz w:val="20"/>
                 <w:szCs w:val="20"/>
               </w:rPr>
-              <w:tab/>
+              <w:t xml:space="preserve">  </w:t>
             </w:r>
             <w:r>
               <w:rPr>
@@ -622,24 +644,6 @@
                 <w:color w:val="1A1A1A"/>
                 <w:sz w:val="20"/>
                 <w:szCs w:val="20"/>
-              </w:rPr>
-              <w:t xml:space="preserve">8 ft =</w:t>
-            </w:r>
-            <w:r>
-              <w:rPr>
-                <w:rFonts w:ascii="Avenir Next" w:hAnsi="Avenir Next" w:cs="Avenir Next" w:eastAsia="Avenir Next"/>
-                <w:color w:val="1A1A1A"/>
-                <w:sz w:val="20"/>
-                <w:szCs w:val="20"/>
-              </w:rPr>
-              <w:t xml:space="preserve">  </w:t>
-            </w:r>
-            <w:r>
-              <w:rPr>
-                <w:rFonts w:ascii="Avenir Next" w:hAnsi="Avenir Next" w:cs="Avenir Next" w:eastAsia="Avenir Next"/>
-                <w:color w:val="1A1A1A"/>
-                <w:sz w:val="20"/>
-                <w:szCs w:val="20"/>
                 <w:u w:val="single"/>
               </w:rPr>
               <w:t xml:space="preserve">        </w:t>
@@ -648,7 +652,7 @@
               <w:rPr>
                 <w:rFonts w:ascii="Avenir Next" w:hAnsi="Avenir Next" w:cs="Avenir Next" w:eastAsia="Avenir Next"/>
                 <w:color w:val="1A1A1A"/>
-                <w:sz w:val="20"/>
+                <w:sz w:val="22"/>
                 <w:szCs w:val="20"/>
               </w:rPr>
               <w:t xml:space="preserve"> in</w:t>
@@ -673,10 +677,28 @@
                 <w:rFonts w:ascii="Avenir Next" w:hAnsi="Avenir Next" w:cs="Avenir Next" w:eastAsia="Avenir Next"/>
                 <w:b/>
                 <w:color w:val="003A70"/>
+                <w:sz w:val="22"/>
+                <w:szCs w:val="20"/>
+              </w:rPr>
+              <w:t xml:space="preserve">b.</w:t>
+            </w:r>
+            <w:r>
+              <w:rPr>
+                <w:rFonts w:ascii="Avenir Next" w:hAnsi="Avenir Next" w:cs="Avenir Next" w:eastAsia="Avenir Next"/>
+                <w:color w:val="1A1A1A"/>
                 <w:sz w:val="20"/>
                 <w:szCs w:val="20"/>
               </w:rPr>
-              <w:t xml:space="preserve">b.</w:t>
+              <w:tab/>
+            </w:r>
+            <w:r>
+              <w:rPr>
+                <w:rFonts w:ascii="Avenir Next" w:hAnsi="Avenir Next" w:cs="Avenir Next" w:eastAsia="Avenir Next"/>
+                <w:color w:val="1A1A1A"/>
+                <w:sz w:val="22"/>
+                <w:szCs w:val="20"/>
+              </w:rPr>
+              <w:t xml:space="preserve">21 ft =</w:t>
             </w:r>
             <w:r>
               <w:rPr>
@@ -685,7 +707,7 @@
                 <w:sz w:val="20"/>
                 <w:szCs w:val="20"/>
               </w:rPr>
-              <w:tab/>
+              <w:t xml:space="preserve">  </w:t>
             </w:r>
             <w:r>
               <w:rPr>
@@ -693,24 +715,6 @@
                 <w:color w:val="1A1A1A"/>
                 <w:sz w:val="20"/>
                 <w:szCs w:val="20"/>
-              </w:rPr>
-              <w:t xml:space="preserve">21 ft =</w:t>
-            </w:r>
-            <w:r>
-              <w:rPr>
-                <w:rFonts w:ascii="Avenir Next" w:hAnsi="Avenir Next" w:cs="Avenir Next" w:eastAsia="Avenir Next"/>
-                <w:color w:val="1A1A1A"/>
-                <w:sz w:val="20"/>
-                <w:szCs w:val="20"/>
-              </w:rPr>
-              <w:t xml:space="preserve">  </w:t>
-            </w:r>
-            <w:r>
-              <w:rPr>
-                <w:rFonts w:ascii="Avenir Next" w:hAnsi="Avenir Next" w:cs="Avenir Next" w:eastAsia="Avenir Next"/>
-                <w:color w:val="1A1A1A"/>
-                <w:sz w:val="20"/>
-                <w:szCs w:val="20"/>
                 <w:u w:val="single"/>
               </w:rPr>
               <w:t xml:space="preserve">        </w:t>
@@ -719,7 +723,7 @@
               <w:rPr>
                 <w:rFonts w:ascii="Avenir Next" w:hAnsi="Avenir Next" w:cs="Avenir Next" w:eastAsia="Avenir Next"/>
                 <w:color w:val="1A1A1A"/>
-                <w:sz w:val="20"/>
+                <w:sz w:val="22"/>
                 <w:szCs w:val="20"/>
               </w:rPr>
               <w:t xml:space="preserve"> yd</w:t>
@@ -750,10 +754,28 @@
                 <w:rFonts w:ascii="Avenir Next" w:hAnsi="Avenir Next" w:cs="Avenir Next" w:eastAsia="Avenir Next"/>
                 <w:b/>
                 <w:color w:val="003A70"/>
+                <w:sz w:val="22"/>
+                <w:szCs w:val="20"/>
+              </w:rPr>
+              <w:t xml:space="preserve">c.</w:t>
+            </w:r>
+            <w:r>
+              <w:rPr>
+                <w:rFonts w:ascii="Avenir Next" w:hAnsi="Avenir Next" w:cs="Avenir Next" w:eastAsia="Avenir Next"/>
+                <w:color w:val="1A1A1A"/>
                 <w:sz w:val="20"/>
                 <w:szCs w:val="20"/>
               </w:rPr>
-              <w:t xml:space="preserve">c.</w:t>
+              <w:tab/>
+            </w:r>
+            <w:r>
+              <w:rPr>
+                <w:rFonts w:ascii="Avenir Next" w:hAnsi="Avenir Next" w:cs="Avenir Next" w:eastAsia="Avenir Next"/>
+                <w:color w:val="1A1A1A"/>
+                <w:sz w:val="22"/>
+                <w:szCs w:val="20"/>
+              </w:rPr>
+              <w:t xml:space="preserve">5 lb =</w:t>
             </w:r>
             <w:r>
               <w:rPr>
@@ -762,7 +784,7 @@
                 <w:sz w:val="20"/>
                 <w:szCs w:val="20"/>
               </w:rPr>
-              <w:tab/>
+              <w:t xml:space="preserve">  </w:t>
             </w:r>
             <w:r>
               <w:rPr>
@@ -770,24 +792,6 @@
                 <w:color w:val="1A1A1A"/>
                 <w:sz w:val="20"/>
                 <w:szCs w:val="20"/>
-              </w:rPr>
-              <w:t xml:space="preserve">5 lb =</w:t>
-            </w:r>
-            <w:r>
-              <w:rPr>
-                <w:rFonts w:ascii="Avenir Next" w:hAnsi="Avenir Next" w:cs="Avenir Next" w:eastAsia="Avenir Next"/>
-                <w:color w:val="1A1A1A"/>
-                <w:sz w:val="20"/>
-                <w:szCs w:val="20"/>
-              </w:rPr>
-              <w:t xml:space="preserve">  </w:t>
-            </w:r>
-            <w:r>
-              <w:rPr>
-                <w:rFonts w:ascii="Avenir Next" w:hAnsi="Avenir Next" w:cs="Avenir Next" w:eastAsia="Avenir Next"/>
-                <w:color w:val="1A1A1A"/>
-                <w:sz w:val="20"/>
-                <w:szCs w:val="20"/>
                 <w:u w:val="single"/>
               </w:rPr>
               <w:t xml:space="preserve">        </w:t>
@@ -796,7 +800,7 @@
               <w:rPr>
                 <w:rFonts w:ascii="Avenir Next" w:hAnsi="Avenir Next" w:cs="Avenir Next" w:eastAsia="Avenir Next"/>
                 <w:color w:val="1A1A1A"/>
-                <w:sz w:val="20"/>
+                <w:sz w:val="22"/>
                 <w:szCs w:val="20"/>
               </w:rPr>
               <w:t xml:space="preserve"> oz</w:t>
@@ -821,10 +825,28 @@
                 <w:rFonts w:ascii="Avenir Next" w:hAnsi="Avenir Next" w:cs="Avenir Next" w:eastAsia="Avenir Next"/>
                 <w:b/>
                 <w:color w:val="003A70"/>
+                <w:sz w:val="22"/>
+                <w:szCs w:val="20"/>
+              </w:rPr>
+              <w:t xml:space="preserve">d.</w:t>
+            </w:r>
+            <w:r>
+              <w:rPr>
+                <w:rFonts w:ascii="Avenir Next" w:hAnsi="Avenir Next" w:cs="Avenir Next" w:eastAsia="Avenir Next"/>
+                <w:color w:val="1A1A1A"/>
                 <w:sz w:val="20"/>
                 <w:szCs w:val="20"/>
               </w:rPr>
-              <w:t xml:space="preserve">d.</w:t>
+              <w:tab/>
+            </w:r>
+            <w:r>
+              <w:rPr>
+                <w:rFonts w:ascii="Avenir Next" w:hAnsi="Avenir Next" w:cs="Avenir Next" w:eastAsia="Avenir Next"/>
+                <w:color w:val="1A1A1A"/>
+                <w:sz w:val="22"/>
+                <w:szCs w:val="20"/>
+              </w:rPr>
+              <w:t xml:space="preserve">12 qt =</w:t>
             </w:r>
             <w:r>
               <w:rPr>
@@ -833,7 +855,7 @@
                 <w:sz w:val="20"/>
                 <w:szCs w:val="20"/>
               </w:rPr>
-              <w:tab/>
+              <w:t xml:space="preserve">  </w:t>
             </w:r>
             <w:r>
               <w:rPr>
@@ -841,24 +863,6 @@
                 <w:color w:val="1A1A1A"/>
                 <w:sz w:val="20"/>
                 <w:szCs w:val="20"/>
-              </w:rPr>
-              <w:t xml:space="preserve">12 qt =</w:t>
-            </w:r>
-            <w:r>
-              <w:rPr>
-                <w:rFonts w:ascii="Avenir Next" w:hAnsi="Avenir Next" w:cs="Avenir Next" w:eastAsia="Avenir Next"/>
-                <w:color w:val="1A1A1A"/>
-                <w:sz w:val="20"/>
-                <w:szCs w:val="20"/>
-              </w:rPr>
-              <w:t xml:space="preserve">  </w:t>
-            </w:r>
-            <w:r>
-              <w:rPr>
-                <w:rFonts w:ascii="Avenir Next" w:hAnsi="Avenir Next" w:cs="Avenir Next" w:eastAsia="Avenir Next"/>
-                <w:color w:val="1A1A1A"/>
-                <w:sz w:val="20"/>
-                <w:szCs w:val="20"/>
                 <w:u w:val="single"/>
               </w:rPr>
               <w:t xml:space="preserve">        </w:t>
@@ -867,7 +871,7 @@
               <w:rPr>
                 <w:rFonts w:ascii="Avenir Next" w:hAnsi="Avenir Next" w:cs="Avenir Next" w:eastAsia="Avenir Next"/>
                 <w:color w:val="1A1A1A"/>
-                <w:sz w:val="20"/>
+                <w:sz w:val="22"/>
                 <w:szCs w:val="20"/>
               </w:rPr>
               <w:t xml:space="preserve"> gal</w:t>
@@ -898,10 +902,28 @@
                 <w:rFonts w:ascii="Avenir Next" w:hAnsi="Avenir Next" w:cs="Avenir Next" w:eastAsia="Avenir Next"/>
                 <w:b/>
                 <w:color w:val="003A70"/>
+                <w:sz w:val="22"/>
+                <w:szCs w:val="20"/>
+              </w:rPr>
+              <w:t xml:space="preserve">e.</w:t>
+            </w:r>
+            <w:r>
+              <w:rPr>
+                <w:rFonts w:ascii="Avenir Next" w:hAnsi="Avenir Next" w:cs="Avenir Next" w:eastAsia="Avenir Next"/>
+                <w:color w:val="1A1A1A"/>
                 <w:sz w:val="20"/>
                 <w:szCs w:val="20"/>
               </w:rPr>
-              <w:t xml:space="preserve">e.</w:t>
+              <w:tab/>
+            </w:r>
+            <w:r>
+              <w:rPr>
+                <w:rFonts w:ascii="Avenir Next" w:hAnsi="Avenir Next" w:cs="Avenir Next" w:eastAsia="Avenir Next"/>
+                <w:color w:val="1A1A1A"/>
+                <w:sz w:val="22"/>
+                <w:szCs w:val="20"/>
+              </w:rPr>
+              <w:t xml:space="preserve">7 pt =</w:t>
             </w:r>
             <w:r>
               <w:rPr>
@@ -910,7 +932,7 @@
                 <w:sz w:val="20"/>
                 <w:szCs w:val="20"/>
               </w:rPr>
-              <w:tab/>
+              <w:t xml:space="preserve">  </w:t>
             </w:r>
             <w:r>
               <w:rPr>
@@ -918,24 +940,6 @@
                 <w:color w:val="1A1A1A"/>
                 <w:sz w:val="20"/>
                 <w:szCs w:val="20"/>
-              </w:rPr>
-              <w:t xml:space="preserve">7 pt =</w:t>
-            </w:r>
-            <w:r>
-              <w:rPr>
-                <w:rFonts w:ascii="Avenir Next" w:hAnsi="Avenir Next" w:cs="Avenir Next" w:eastAsia="Avenir Next"/>
-                <w:color w:val="1A1A1A"/>
-                <w:sz w:val="20"/>
-                <w:szCs w:val="20"/>
-              </w:rPr>
-              <w:t xml:space="preserve">  </w:t>
-            </w:r>
-            <w:r>
-              <w:rPr>
-                <w:rFonts w:ascii="Avenir Next" w:hAnsi="Avenir Next" w:cs="Avenir Next" w:eastAsia="Avenir Next"/>
-                <w:color w:val="1A1A1A"/>
-                <w:sz w:val="20"/>
-                <w:szCs w:val="20"/>
                 <w:u w:val="single"/>
               </w:rPr>
               <w:t xml:space="preserve">        </w:t>
@@ -944,7 +948,7 @@
               <w:rPr>
                 <w:rFonts w:ascii="Avenir Next" w:hAnsi="Avenir Next" w:cs="Avenir Next" w:eastAsia="Avenir Next"/>
                 <w:color w:val="1A1A1A"/>
-                <w:sz w:val="20"/>
+                <w:sz w:val="22"/>
                 <w:szCs w:val="20"/>
               </w:rPr>
               <w:t xml:space="preserve"> cups</w:t>
@@ -969,10 +973,28 @@
                 <w:rFonts w:ascii="Avenir Next" w:hAnsi="Avenir Next" w:cs="Avenir Next" w:eastAsia="Avenir Next"/>
                 <w:b/>
                 <w:color w:val="003A70"/>
+                <w:sz w:val="22"/>
+                <w:szCs w:val="20"/>
+              </w:rPr>
+              <w:t xml:space="preserve">f.</w:t>
+            </w:r>
+            <w:r>
+              <w:rPr>
+                <w:rFonts w:ascii="Avenir Next" w:hAnsi="Avenir Next" w:cs="Avenir Next" w:eastAsia="Avenir Next"/>
+                <w:color w:val="1A1A1A"/>
                 <w:sz w:val="20"/>
                 <w:szCs w:val="20"/>
               </w:rPr>
-              <w:t xml:space="preserve">f.</w:t>
+              <w:tab/>
+            </w:r>
+            <w:r>
+              <w:rPr>
+                <w:rFonts w:ascii="Avenir Next" w:hAnsi="Avenir Next" w:cs="Avenir Next" w:eastAsia="Avenir Next"/>
+                <w:color w:val="1A1A1A"/>
+                <w:sz w:val="22"/>
+                <w:szCs w:val="20"/>
+              </w:rPr>
+              <w:t xml:space="preserve">40 oz =</w:t>
             </w:r>
             <w:r>
               <w:rPr>
@@ -981,7 +1003,7 @@
                 <w:sz w:val="20"/>
                 <w:szCs w:val="20"/>
               </w:rPr>
-              <w:tab/>
+              <w:t xml:space="preserve">  </w:t>
             </w:r>
             <w:r>
               <w:rPr>
@@ -989,24 +1011,6 @@
                 <w:color w:val="1A1A1A"/>
                 <w:sz w:val="20"/>
                 <w:szCs w:val="20"/>
-              </w:rPr>
-              <w:t xml:space="preserve">40 oz =</w:t>
-            </w:r>
-            <w:r>
-              <w:rPr>
-                <w:rFonts w:ascii="Avenir Next" w:hAnsi="Avenir Next" w:cs="Avenir Next" w:eastAsia="Avenir Next"/>
-                <w:color w:val="1A1A1A"/>
-                <w:sz w:val="20"/>
-                <w:szCs w:val="20"/>
-              </w:rPr>
-              <w:t xml:space="preserve">  </w:t>
-            </w:r>
-            <w:r>
-              <w:rPr>
-                <w:rFonts w:ascii="Avenir Next" w:hAnsi="Avenir Next" w:cs="Avenir Next" w:eastAsia="Avenir Next"/>
-                <w:color w:val="1A1A1A"/>
-                <w:sz w:val="20"/>
-                <w:szCs w:val="20"/>
                 <w:u w:val="single"/>
               </w:rPr>
               <w:t xml:space="preserve">        </w:t>
@@ -1015,7 +1019,7 @@
               <w:rPr>
                 <w:rFonts w:ascii="Avenir Next" w:hAnsi="Avenir Next" w:cs="Avenir Next" w:eastAsia="Avenir Next"/>
                 <w:color w:val="1A1A1A"/>
-                <w:sz w:val="20"/>
+                <w:sz w:val="22"/>
                 <w:szCs w:val="20"/>
               </w:rPr>
               <w:t xml:space="preserve"> lb</w:t>
@@ -1043,25 +1047,25 @@
           <w:rFonts w:ascii="Avenir Next" w:hAnsi="Avenir Next" w:cs="Avenir Next" w:eastAsia="Avenir Next"/>
           <w:b/>
           <w:color w:val="1A1A1A"/>
+          <w:sz w:val="22"/>
+          <w:szCs w:val="20"/>
+        </w:rPr>
+        <w:t xml:space="preserve">2.</w:t>
+      </w:r>
+      <w:r>
+        <w:rPr>
+          <w:rFonts w:ascii="Avenir Next" w:hAnsi="Avenir Next" w:cs="Avenir Next" w:eastAsia="Avenir Next"/>
+          <w:color w:val="1A1A1A"/>
           <w:sz w:val="20"/>
           <w:szCs w:val="20"/>
         </w:rPr>
-        <w:t xml:space="preserve">2.</w:t>
-      </w:r>
-      <w:r>
-        <w:rPr>
-          <w:rFonts w:ascii="Avenir Next" w:hAnsi="Avenir Next" w:cs="Avenir Next" w:eastAsia="Avenir Next"/>
-          <w:color w:val="1A1A1A"/>
-          <w:sz w:val="20"/>
-          <w:szCs w:val="20"/>
-        </w:rPr>
         <w:tab/>
       </w:r>
       <w:r>
         <w:rPr>
           <w:rFonts w:ascii="Avenir Next" w:hAnsi="Avenir Next" w:cs="Avenir Next" w:eastAsia="Avenir Next"/>
           <w:color w:val="1A1A1A"/>
-          <w:sz w:val="20"/>
+          <w:sz w:val="22"/>
           <w:szCs w:val="20"/>
         </w:rPr>
         <w:t xml:space="preserve">Write &lt;, &gt;, or = in each blank.</w:t>
@@ -1116,10 +1120,28 @@
                 <w:rFonts w:ascii="Avenir Next" w:hAnsi="Avenir Next" w:cs="Avenir Next" w:eastAsia="Avenir Next"/>
                 <w:b/>
                 <w:color w:val="003A70"/>
+                <w:sz w:val="22"/>
+                <w:szCs w:val="20"/>
+              </w:rPr>
+              <w:t xml:space="preserve">a.</w:t>
+            </w:r>
+            <w:r>
+              <w:rPr>
+                <w:rFonts w:ascii="Avenir Next" w:hAnsi="Avenir Next" w:cs="Avenir Next" w:eastAsia="Avenir Next"/>
+                <w:color w:val="1A1A1A"/>
                 <w:sz w:val="20"/>
                 <w:szCs w:val="20"/>
               </w:rPr>
-              <w:t xml:space="preserve">a.</w:t>
+              <w:tab/>
+            </w:r>
+            <w:r>
+              <w:rPr>
+                <w:rFonts w:ascii="Avenir Next" w:hAnsi="Avenir Next" w:cs="Avenir Next" w:eastAsia="Avenir Next"/>
+                <w:color w:val="1A1A1A"/>
+                <w:sz w:val="22"/>
+                <w:szCs w:val="20"/>
+              </w:rPr>
+              <w:t xml:space="preserve">3 ft</w:t>
             </w:r>
             <w:r>
               <w:rPr>
@@ -1128,7 +1150,7 @@
                 <w:sz w:val="20"/>
                 <w:szCs w:val="20"/>
               </w:rPr>
-              <w:tab/>
+              <w:t xml:space="preserve">  </w:t>
             </w:r>
             <w:r>
               <w:rPr>
@@ -1136,24 +1158,6 @@
                 <w:color w:val="1A1A1A"/>
                 <w:sz w:val="20"/>
                 <w:szCs w:val="20"/>
-              </w:rPr>
-              <w:t xml:space="preserve">3 ft</w:t>
-            </w:r>
-            <w:r>
-              <w:rPr>
-                <w:rFonts w:ascii="Avenir Next" w:hAnsi="Avenir Next" w:cs="Avenir Next" w:eastAsia="Avenir Next"/>
-                <w:color w:val="1A1A1A"/>
-                <w:sz w:val="20"/>
-                <w:szCs w:val="20"/>
-              </w:rPr>
-              <w:t xml:space="preserve">  </w:t>
-            </w:r>
-            <w:r>
-              <w:rPr>
-                <w:rFonts w:ascii="Avenir Next" w:hAnsi="Avenir Next" w:cs="Avenir Next" w:eastAsia="Avenir Next"/>
-                <w:color w:val="1A1A1A"/>
-                <w:sz w:val="20"/>
-                <w:szCs w:val="20"/>
                 <w:u w:val="single"/>
               </w:rPr>
               <w:t xml:space="preserve">      </w:t>
@@ -1162,7 +1166,7 @@
               <w:rPr>
                 <w:rFonts w:ascii="Avenir Next" w:hAnsi="Avenir Next" w:cs="Avenir Next" w:eastAsia="Avenir Next"/>
                 <w:color w:val="1A1A1A"/>
-                <w:sz w:val="20"/>
+                <w:sz w:val="22"/>
                 <w:szCs w:val="20"/>
               </w:rPr>
               <w:t xml:space="preserve"> 40 in</w:t>
@@ -1187,10 +1191,28 @@
                 <w:rFonts w:ascii="Avenir Next" w:hAnsi="Avenir Next" w:cs="Avenir Next" w:eastAsia="Avenir Next"/>
                 <w:b/>
                 <w:color w:val="003A70"/>
+                <w:sz w:val="22"/>
+                <w:szCs w:val="20"/>
+              </w:rPr>
+              <w:t xml:space="preserve">b.</w:t>
+            </w:r>
+            <w:r>
+              <w:rPr>
+                <w:rFonts w:ascii="Avenir Next" w:hAnsi="Avenir Next" w:cs="Avenir Next" w:eastAsia="Avenir Next"/>
+                <w:color w:val="1A1A1A"/>
                 <w:sz w:val="20"/>
                 <w:szCs w:val="20"/>
               </w:rPr>
-              <w:t xml:space="preserve">b.</w:t>
+              <w:tab/>
+            </w:r>
+            <w:r>
+              <w:rPr>
+                <w:rFonts w:ascii="Avenir Next" w:hAnsi="Avenir Next" w:cs="Avenir Next" w:eastAsia="Avenir Next"/>
+                <w:color w:val="1A1A1A"/>
+                <w:sz w:val="22"/>
+                <w:szCs w:val="20"/>
+              </w:rPr>
+              <w:t xml:space="preserve">5 pt</w:t>
             </w:r>
             <w:r>
               <w:rPr>
@@ -1199,7 +1221,7 @@
                 <w:sz w:val="20"/>
                 <w:szCs w:val="20"/>
               </w:rPr>
-              <w:tab/>
+              <w:t xml:space="preserve">  </w:t>
             </w:r>
             <w:r>
               <w:rPr>
@@ -1207,24 +1229,6 @@
                 <w:color w:val="1A1A1A"/>
                 <w:sz w:val="20"/>
                 <w:szCs w:val="20"/>
-              </w:rPr>
-              <w:t xml:space="preserve">5 pt</w:t>
-            </w:r>
-            <w:r>
-              <w:rPr>
-                <w:rFonts w:ascii="Avenir Next" w:hAnsi="Avenir Next" w:cs="Avenir Next" w:eastAsia="Avenir Next"/>
-                <w:color w:val="1A1A1A"/>
-                <w:sz w:val="20"/>
-                <w:szCs w:val="20"/>
-              </w:rPr>
-              <w:t xml:space="preserve">  </w:t>
-            </w:r>
-            <w:r>
-              <w:rPr>
-                <w:rFonts w:ascii="Avenir Next" w:hAnsi="Avenir Next" w:cs="Avenir Next" w:eastAsia="Avenir Next"/>
-                <w:color w:val="1A1A1A"/>
-                <w:sz w:val="20"/>
-                <w:szCs w:val="20"/>
                 <w:u w:val="single"/>
               </w:rPr>
               <w:t xml:space="preserve">      </w:t>
@@ -1233,7 +1237,7 @@
               <w:rPr>
                 <w:rFonts w:ascii="Avenir Next" w:hAnsi="Avenir Next" w:cs="Avenir Next" w:eastAsia="Avenir Next"/>
                 <w:color w:val="1A1A1A"/>
-                <w:sz w:val="20"/>
+                <w:sz w:val="22"/>
                 <w:szCs w:val="20"/>
               </w:rPr>
               <w:t xml:space="preserve"> 3 qt</w:t>
@@ -1264,10 +1268,28 @@
                 <w:rFonts w:ascii="Avenir Next" w:hAnsi="Avenir Next" w:cs="Avenir Next" w:eastAsia="Avenir Next"/>
                 <w:b/>
                 <w:color w:val="003A70"/>
+                <w:sz w:val="22"/>
+                <w:szCs w:val="20"/>
+              </w:rPr>
+              <w:t xml:space="preserve">c.</w:t>
+            </w:r>
+            <w:r>
+              <w:rPr>
+                <w:rFonts w:ascii="Avenir Next" w:hAnsi="Avenir Next" w:cs="Avenir Next" w:eastAsia="Avenir Next"/>
+                <w:color w:val="1A1A1A"/>
                 <w:sz w:val="20"/>
                 <w:szCs w:val="20"/>
               </w:rPr>
-              <w:t xml:space="preserve">c.</w:t>
+              <w:tab/>
+            </w:r>
+            <w:r>
+              <w:rPr>
+                <w:rFonts w:ascii="Avenir Next" w:hAnsi="Avenir Next" w:cs="Avenir Next" w:eastAsia="Avenir Next"/>
+                <w:color w:val="1A1A1A"/>
+                <w:sz w:val="22"/>
+                <w:szCs w:val="20"/>
+              </w:rPr>
+              <w:t xml:space="preserve">2 lb</w:t>
             </w:r>
             <w:r>
               <w:rPr>
@@ -1276,7 +1298,7 @@
                 <w:sz w:val="20"/>
                 <w:szCs w:val="20"/>
               </w:rPr>
-              <w:tab/>
+              <w:t xml:space="preserve">  </w:t>
             </w:r>
             <w:r>
               <w:rPr>
@@ -1284,24 +1306,6 @@
                 <w:color w:val="1A1A1A"/>
                 <w:sz w:val="20"/>
                 <w:szCs w:val="20"/>
-              </w:rPr>
-              <w:t xml:space="preserve">2 lb</w:t>
-            </w:r>
-            <w:r>
-              <w:rPr>
-                <w:rFonts w:ascii="Avenir Next" w:hAnsi="Avenir Next" w:cs="Avenir Next" w:eastAsia="Avenir Next"/>
-                <w:color w:val="1A1A1A"/>
-                <w:sz w:val="20"/>
-                <w:szCs w:val="20"/>
-              </w:rPr>
-              <w:t xml:space="preserve">  </w:t>
-            </w:r>
-            <w:r>
-              <w:rPr>
-                <w:rFonts w:ascii="Avenir Next" w:hAnsi="Avenir Next" w:cs="Avenir Next" w:eastAsia="Avenir Next"/>
-                <w:color w:val="1A1A1A"/>
-                <w:sz w:val="20"/>
-                <w:szCs w:val="20"/>
                 <w:u w:val="single"/>
               </w:rPr>
               <w:t xml:space="preserve">      </w:t>
@@ -1310,7 +1314,7 @@
               <w:rPr>
                 <w:rFonts w:ascii="Avenir Next" w:hAnsi="Avenir Next" w:cs="Avenir Next" w:eastAsia="Avenir Next"/>
                 <w:color w:val="1A1A1A"/>
-                <w:sz w:val="20"/>
+                <w:sz w:val="22"/>
                 <w:szCs w:val="20"/>
               </w:rPr>
               <w:t xml:space="preserve"> 30 oz</w:t>
@@ -1335,10 +1339,28 @@
                 <w:rFonts w:ascii="Avenir Next" w:hAnsi="Avenir Next" w:cs="Avenir Next" w:eastAsia="Avenir Next"/>
                 <w:b/>
                 <w:color w:val="003A70"/>
+                <w:sz w:val="22"/>
+                <w:szCs w:val="20"/>
+              </w:rPr>
+              <w:t xml:space="preserve">d.</w:t>
+            </w:r>
+            <w:r>
+              <w:rPr>
+                <w:rFonts w:ascii="Avenir Next" w:hAnsi="Avenir Next" w:cs="Avenir Next" w:eastAsia="Avenir Next"/>
+                <w:color w:val="1A1A1A"/>
                 <w:sz w:val="20"/>
                 <w:szCs w:val="20"/>
               </w:rPr>
-              <w:t xml:space="preserve">d.</w:t>
+              <w:tab/>
+            </w:r>
+            <w:r>
+              <w:rPr>
+                <w:rFonts w:ascii="Avenir Next" w:hAnsi="Avenir Next" w:cs="Avenir Next" w:eastAsia="Avenir Next"/>
+                <w:color w:val="1A1A1A"/>
+                <w:sz w:val="22"/>
+                <w:szCs w:val="20"/>
+              </w:rPr>
+              <w:t xml:space="preserve">9 ft</w:t>
             </w:r>
             <w:r>
               <w:rPr>
@@ -1347,7 +1369,7 @@
                 <w:sz w:val="20"/>
                 <w:szCs w:val="20"/>
               </w:rPr>
-              <w:tab/>
+              <w:t xml:space="preserve">  </w:t>
             </w:r>
             <w:r>
               <w:rPr>
@@ -1355,24 +1377,6 @@
                 <w:color w:val="1A1A1A"/>
                 <w:sz w:val="20"/>
                 <w:szCs w:val="20"/>
-              </w:rPr>
-              <w:t xml:space="preserve">9 ft</w:t>
-            </w:r>
-            <w:r>
-              <w:rPr>
-                <w:rFonts w:ascii="Avenir Next" w:hAnsi="Avenir Next" w:cs="Avenir Next" w:eastAsia="Avenir Next"/>
-                <w:color w:val="1A1A1A"/>
-                <w:sz w:val="20"/>
-                <w:szCs w:val="20"/>
-              </w:rPr>
-              <w:t xml:space="preserve">  </w:t>
-            </w:r>
-            <w:r>
-              <w:rPr>
-                <w:rFonts w:ascii="Avenir Next" w:hAnsi="Avenir Next" w:cs="Avenir Next" w:eastAsia="Avenir Next"/>
-                <w:color w:val="1A1A1A"/>
-                <w:sz w:val="20"/>
-                <w:szCs w:val="20"/>
                 <w:u w:val="single"/>
               </w:rPr>
               <w:t xml:space="preserve">      </w:t>
@@ -1381,7 +1385,7 @@
               <w:rPr>
                 <w:rFonts w:ascii="Avenir Next" w:hAnsi="Avenir Next" w:cs="Avenir Next" w:eastAsia="Avenir Next"/>
                 <w:color w:val="1A1A1A"/>
-                <w:sz w:val="20"/>
+                <w:sz w:val="22"/>
                 <w:szCs w:val="20"/>
               </w:rPr>
               <w:t xml:space="preserve"> 3 yd</w:t>
@@ -1409,25 +1413,25 @@
           <w:rFonts w:ascii="Avenir Next" w:hAnsi="Avenir Next" w:cs="Avenir Next" w:eastAsia="Avenir Next"/>
           <w:b/>
           <w:color w:val="1A1A1A"/>
+          <w:sz w:val="22"/>
+          <w:szCs w:val="20"/>
+        </w:rPr>
+        <w:t xml:space="preserve">3.</w:t>
+      </w:r>
+      <w:r>
+        <w:rPr>
+          <w:rFonts w:ascii="Avenir Next" w:hAnsi="Avenir Next" w:cs="Avenir Next" w:eastAsia="Avenir Next"/>
+          <w:color w:val="1A1A1A"/>
           <w:sz w:val="20"/>
           <w:szCs w:val="20"/>
         </w:rPr>
-        <w:t xml:space="preserve">3.</w:t>
-      </w:r>
-      <w:r>
-        <w:rPr>
-          <w:rFonts w:ascii="Avenir Next" w:hAnsi="Avenir Next" w:cs="Avenir Next" w:eastAsia="Avenir Next"/>
-          <w:color w:val="1A1A1A"/>
-          <w:sz w:val="20"/>
-          <w:szCs w:val="20"/>
-        </w:rPr>
         <w:tab/>
       </w:r>
       <w:r>
         <w:rPr>
           <w:rFonts w:ascii="Avenir Next" w:hAnsi="Avenir Next" w:cs="Avenir Next" w:eastAsia="Avenir Next"/>
           <w:color w:val="1A1A1A"/>
-          <w:sz w:val="20"/>
+          <w:sz w:val="22"/>
           <w:szCs w:val="20"/>
         </w:rPr>
         <w:t xml:space="preserve">Complete the ratio table for gallons and quarts.</w:t>
@@ -1483,7 +1487,7 @@
                 <w:rFonts w:ascii="Avenir Next" w:hAnsi="Avenir Next" w:cs="Avenir Next" w:eastAsia="Avenir Next"/>
                 <w:b/>
                 <w:color w:val="1A1A1A"/>
-                <w:sz w:val="19"/>
+                <w:sz w:val="22"/>
                 <w:szCs w:val="19"/>
               </w:rPr>
               <w:t xml:space="preserve">Gallons</w:t>
@@ -1504,7 +1508,7 @@
               <w:rPr>
                 <w:rFonts w:ascii="Avenir Next" w:hAnsi="Avenir Next" w:cs="Avenir Next" w:eastAsia="Avenir Next"/>
                 <w:color w:val="1A1A1A"/>
-                <w:sz w:val="19"/>
+                <w:sz w:val="22"/>
                 <w:szCs w:val="19"/>
               </w:rPr>
               <w:t xml:space="preserve">1</w:t>
@@ -1525,7 +1529,7 @@
               <w:rPr>
                 <w:rFonts w:ascii="Avenir Next" w:hAnsi="Avenir Next" w:cs="Avenir Next" w:eastAsia="Avenir Next"/>
                 <w:color w:val="1A1A1A"/>
-                <w:sz w:val="19"/>
+                <w:sz w:val="22"/>
                 <w:szCs w:val="19"/>
               </w:rPr>
               <w:t xml:space="preserve">3</w:t>
@@ -1557,7 +1561,7 @@
               <w:rPr>
                 <w:rFonts w:ascii="Avenir Next" w:hAnsi="Avenir Next" w:cs="Avenir Next" w:eastAsia="Avenir Next"/>
                 <w:color w:val="1A1A1A"/>
-                <w:sz w:val="19"/>
+                <w:sz w:val="22"/>
                 <w:szCs w:val="19"/>
               </w:rPr>
               <w:t xml:space="preserve">7.5</w:t>
@@ -1586,7 +1590,7 @@
                 <w:rFonts w:ascii="Avenir Next" w:hAnsi="Avenir Next" w:cs="Avenir Next" w:eastAsia="Avenir Next"/>
                 <w:b/>
                 <w:color w:val="1A1A1A"/>
-                <w:sz w:val="19"/>
+                <w:sz w:val="22"/>
                 <w:szCs w:val="19"/>
               </w:rPr>
               <w:t xml:space="preserve">Quarts</w:t>
@@ -1607,7 +1611,7 @@
               <w:rPr>
                 <w:rFonts w:ascii="Avenir Next" w:hAnsi="Avenir Next" w:cs="Avenir Next" w:eastAsia="Avenir Next"/>
                 <w:color w:val="1A1A1A"/>
-                <w:sz w:val="19"/>
+                <w:sz w:val="22"/>
                 <w:szCs w:val="19"/>
               </w:rPr>
               <w:t xml:space="preserve">4</w:t>
@@ -1639,7 +1643,7 @@
               <w:rPr>
                 <w:rFonts w:ascii="Avenir Next" w:hAnsi="Avenir Next" w:cs="Avenir Next" w:eastAsia="Avenir Next"/>
                 <w:color w:val="1A1A1A"/>
-                <w:sz w:val="19"/>
+                <w:sz w:val="22"/>
                 <w:szCs w:val="19"/>
               </w:rPr>
               <w:t xml:space="preserve">20</w:t>
@@ -1678,18 +1682,18 @@
           <w:rFonts w:ascii="Avenir Next" w:hAnsi="Avenir Next" w:cs="Avenir Next" w:eastAsia="Avenir Next"/>
           <w:b/>
           <w:color w:val="1A1A1A"/>
+          <w:sz w:val="22"/>
+          <w:szCs w:val="20"/>
+        </w:rPr>
+        <w:t xml:space="preserve">4.</w:t>
+      </w:r>
+      <w:r>
+        <w:rPr>
+          <w:rFonts w:ascii="Avenir Next" w:hAnsi="Avenir Next" w:cs="Avenir Next" w:eastAsia="Avenir Next"/>
+          <w:color w:val="1A1A1A"/>
           <w:sz w:val="20"/>
           <w:szCs w:val="20"/>
         </w:rPr>
-        <w:t xml:space="preserve">4.</w:t>
-      </w:r>
-      <w:r>
-        <w:rPr>
-          <w:rFonts w:ascii="Avenir Next" w:hAnsi="Avenir Next" w:cs="Avenir Next" w:eastAsia="Avenir Next"/>
-          <w:color w:val="1A1A1A"/>
-          <w:sz w:val="20"/>
-          <w:szCs w:val="20"/>
-        </w:rPr>
         <w:tab/>
       </w:r>
       <w:r>
@@ -1697,7 +1701,7 @@
           <w:rFonts w:ascii="Avenir Next" w:hAnsi="Avenir Next" w:cs="Avenir Next" w:eastAsia="Avenir Next"/>
           <w:b/>
           <w:color w:val="1A1A1A"/>
-          <w:sz w:val="20"/>
+          <w:sz w:val="22"/>
           <w:szCs w:val="20"/>
         </w:rPr>
         <w:t xml:space="preserve">Punch Bowl.  </w:t>
@@ -1706,7 +1710,7 @@
         <w:rPr>
           <w:rFonts w:ascii="Avenir Next" w:hAnsi="Avenir Next" w:cs="Avenir Next" w:eastAsia="Avenir Next"/>
           <w:color w:val="1A1A1A"/>
-          <w:sz w:val="20"/>
+          <w:sz w:val="22"/>
           <w:szCs w:val="20"/>
         </w:rPr>
         <w:t xml:space="preserve">A punch bowl holds 3 gallons. How many 1-cup servings does it hold? (1 gal = 4 qt, 1 qt = 2 pt, 1 pt = 2 cups)</w:t>
@@ -1783,25 +1787,25 @@
           <w:rFonts w:ascii="Avenir Next" w:hAnsi="Avenir Next" w:cs="Avenir Next" w:eastAsia="Avenir Next"/>
           <w:b/>
           <w:color w:val="1A1A1A"/>
+          <w:sz w:val="22"/>
+          <w:szCs w:val="18"/>
+        </w:rPr>
+        <w:t xml:space="preserve">Answer</w:t>
+      </w:r>
+      <w:r>
+        <w:rPr>
+          <w:rFonts w:ascii="Avenir Next" w:hAnsi="Avenir Next" w:cs="Avenir Next" w:eastAsia="Avenir Next"/>
+          <w:color w:val="1A1A1A"/>
           <w:sz w:val="18"/>
           <w:szCs w:val="18"/>
         </w:rPr>
-        <w:t xml:space="preserve">Answer</w:t>
-      </w:r>
-      <w:r>
-        <w:rPr>
-          <w:rFonts w:ascii="Avenir Next" w:hAnsi="Avenir Next" w:cs="Avenir Next" w:eastAsia="Avenir Next"/>
-          <w:color w:val="1A1A1A"/>
-          <w:sz w:val="18"/>
-          <w:szCs w:val="18"/>
-        </w:rPr>
         <w:tab/>
       </w:r>
       <w:r>
         <w:rPr>
           <w:rFonts w:ascii="Avenir Next" w:hAnsi="Avenir Next" w:cs="Avenir Next" w:eastAsia="Avenir Next"/>
           <w:color w:val="1A1A1A"/>
-          <w:sz w:val="18"/>
+          <w:sz w:val="22"/>
           <w:szCs w:val="18"/>
         </w:rPr>
         <w:t xml:space="preserve">  cups</w:t>
@@ -1826,18 +1830,18 @@
           <w:rFonts w:ascii="Avenir Next" w:hAnsi="Avenir Next" w:cs="Avenir Next" w:eastAsia="Avenir Next"/>
           <w:b/>
           <w:color w:val="1A1A1A"/>
+          <w:sz w:val="22"/>
+          <w:szCs w:val="20"/>
+        </w:rPr>
+        <w:t xml:space="preserve">5.</w:t>
+      </w:r>
+      <w:r>
+        <w:rPr>
+          <w:rFonts w:ascii="Avenir Next" w:hAnsi="Avenir Next" w:cs="Avenir Next" w:eastAsia="Avenir Next"/>
+          <w:color w:val="1A1A1A"/>
           <w:sz w:val="20"/>
           <w:szCs w:val="20"/>
         </w:rPr>
-        <w:t xml:space="preserve">5.</w:t>
-      </w:r>
-      <w:r>
-        <w:rPr>
-          <w:rFonts w:ascii="Avenir Next" w:hAnsi="Avenir Next" w:cs="Avenir Next" w:eastAsia="Avenir Next"/>
-          <w:color w:val="1A1A1A"/>
-          <w:sz w:val="20"/>
-          <w:szCs w:val="20"/>
-        </w:rPr>
         <w:tab/>
       </w:r>
       <w:r>
@@ -1845,7 +1849,7 @@
           <w:rFonts w:ascii="Avenir Next" w:hAnsi="Avenir Next" w:cs="Avenir Next" w:eastAsia="Avenir Next"/>
           <w:b/>
           <w:color w:val="1A1A1A"/>
-          <w:sz w:val="20"/>
+          <w:sz w:val="22"/>
           <w:szCs w:val="20"/>
         </w:rPr>
         <w:t xml:space="preserve">Reasoning.  </w:t>
@@ -1854,7 +1858,7 @@
         <w:rPr>
           <w:rFonts w:ascii="Avenir Next" w:hAnsi="Avenir Next" w:cs="Avenir Next" w:eastAsia="Avenir Next"/>
           <w:color w:val="1A1A1A"/>
-          <w:sz w:val="20"/>
+          <w:sz w:val="22"/>
           <w:szCs w:val="20"/>
         </w:rPr>
         <w:t xml:space="preserve">Tasha needs 2 yards of ribbon. She has 70 inches. She says she has enough because 70 is greater than 2. Is she right? Explain.</w:t>
@@ -1975,6 +1979,7 @@
           </w:tcPr>
           <w:p>
             <w:pPr>
+              <w:pStyle w:val="Heading2"/>
               <w:spacing w:before="0" w:after="0" w:line="240" w:lineRule="auto"/>
             </w:pPr>
             <w:r>
@@ -2012,7 +2017,7 @@
               <w:rPr>
                 <w:rFonts w:ascii="Avenir Next" w:hAnsi="Avenir Next" w:cs="Avenir Next" w:eastAsia="Avenir Next"/>
                 <w:color w:val="1A1A1A"/>
-                <w:sz w:val="17"/>
+                <w:sz w:val="22"/>
                 <w:szCs w:val="17"/>
               </w:rPr>
               <w:t xml:space="preserve">  I can do this on my own</w:t>
@@ -2041,7 +2046,7 @@
               <w:rPr>
                 <w:rFonts w:ascii="Avenir Next" w:hAnsi="Avenir Next" w:cs="Avenir Next" w:eastAsia="Avenir Next"/>
                 <w:color w:val="1A1A1A"/>
-                <w:sz w:val="17"/>
+                <w:sz w:val="22"/>
                 <w:szCs w:val="17"/>
               </w:rPr>
               <w:t xml:space="preserve">  I need a little help</w:t>
@@ -2070,7 +2075,7 @@
               <w:rPr>
                 <w:rFonts w:ascii="Avenir Next" w:hAnsi="Avenir Next" w:cs="Avenir Next" w:eastAsia="Avenir Next"/>
                 <w:color w:val="1A1A1A"/>
-                <w:sz w:val="17"/>
+                <w:sz w:val="22"/>
                 <w:szCs w:val="17"/>
               </w:rPr>
               <w:t xml:space="preserve">  I have a question about #</w:t>
@@ -2108,7 +2113,7 @@
         <w:rPr>
           <w:rFonts w:ascii="Avenir Next" w:hAnsi="Avenir Next" w:cs="Avenir Next" w:eastAsia="Avenir Next"/>
           <w:color w:val="5A5F66"/>
-          <w:sz w:val="17"/>
+          <w:sz w:val="22"/>
           <w:szCs w:val="17"/>
         </w:rPr>
         <w:t xml:space="preserve">Find a container at home labeled in quarts or ounces. Convert its size to another unit.</w:t>
@@ -2128,10 +2133,28 @@
         <w:rPr>
           <w:rFonts w:ascii="Avenir Next" w:hAnsi="Avenir Next" w:cs="Avenir Next" w:eastAsia="Avenir Next"/>
           <w:color w:val="1A1A1A"/>
+          <w:sz w:val="22"/>
+          <w:szCs w:val="20"/>
+        </w:rPr>
+        <w:t xml:space="preserve">Name</w:t>
+      </w:r>
+      <w:r>
+        <w:rPr>
+          <w:rFonts w:ascii="Avenir Next" w:hAnsi="Avenir Next" w:cs="Avenir Next" w:eastAsia="Avenir Next"/>
+          <w:color w:val="1A1A1A"/>
           <w:sz w:val="20"/>
           <w:szCs w:val="20"/>
         </w:rPr>
-        <w:t xml:space="preserve">Name</w:t>
+        <w:tab/>
+      </w:r>
+      <w:r>
+        <w:rPr>
+          <w:rFonts w:ascii="Avenir Next" w:hAnsi="Avenir Next" w:cs="Avenir Next" w:eastAsia="Avenir Next"/>
+          <w:color w:val="1A1A1A"/>
+          <w:sz w:val="22"/>
+          <w:szCs w:val="20"/>
+        </w:rPr>
+        <w:t xml:space="preserve">   Date</w:t>
       </w:r>
       <w:r>
         <w:rPr>
@@ -2146,25 +2169,7 @@
         <w:rPr>
           <w:rFonts w:ascii="Avenir Next" w:hAnsi="Avenir Next" w:cs="Avenir Next" w:eastAsia="Avenir Next"/>
           <w:color w:val="1A1A1A"/>
-          <w:sz w:val="20"/>
-          <w:szCs w:val="20"/>
-        </w:rPr>
-        <w:t xml:space="preserve">   Date</w:t>
-      </w:r>
-      <w:r>
-        <w:rPr>
-          <w:rFonts w:ascii="Avenir Next" w:hAnsi="Avenir Next" w:cs="Avenir Next" w:eastAsia="Avenir Next"/>
-          <w:color w:val="1A1A1A"/>
-          <w:sz w:val="20"/>
-          <w:szCs w:val="20"/>
-        </w:rPr>
-        <w:tab/>
-      </w:r>
-      <w:r>
-        <w:rPr>
-          <w:rFonts w:ascii="Avenir Next" w:hAnsi="Avenir Next" w:cs="Avenir Next" w:eastAsia="Avenir Next"/>
-          <w:color w:val="1A1A1A"/>
-          <w:sz w:val="20"/>
+          <w:sz w:val="22"/>
           <w:szCs w:val="20"/>
         </w:rPr>
         <w:t xml:space="preserve">   Period</w:t>
@@ -2191,7 +2196,7 @@
           <w:caps/>
           <w:color w:val="003A70"/>
           <w:spacing w:val="12"/>
-          <w:sz w:val="19"/>
+          <w:sz w:val="22"/>
           <w:szCs w:val="19"/>
         </w:rPr>
         <w:t xml:space="preserve">Lesson 3-6  ·  Homework Packet  ·  Sheet 2 of 2</w:t>
@@ -2199,6 +2204,7 @@
     </w:p>
     <w:p>
       <w:pPr>
+        <w:pStyle w:val="Heading1"/>
         <w:keepNext/>
         <w:spacing w:before="0" w:after="0" w:line="240" w:lineRule="auto"/>
       </w:pPr>
@@ -2224,7 +2230,7 @@
         <w:rPr>
           <w:rFonts w:ascii="Avenir Next" w:hAnsi="Avenir Next" w:cs="Avenir Next" w:eastAsia="Avenir Next"/>
           <w:color w:val="5A5F66"/>
-          <w:sz w:val="17"/>
+          <w:sz w:val="22"/>
           <w:szCs w:val="17"/>
         </w:rPr>
         <w:t xml:space="preserve">Maryland Standard 6.RP.A.3d   ·   Learning target — I can convert between metric units by multiplying or dividing by powers of ten.</w:t>
@@ -2271,6 +2277,7 @@
           </w:tcPr>
           <w:p>
             <w:pPr>
+              <w:pStyle w:val="Heading2"/>
               <w:spacing w:before="0" w:after="0" w:line="240" w:lineRule="auto"/>
             </w:pPr>
             <w:r>
@@ -2298,25 +2305,25 @@
                 <w:rFonts w:ascii="Avenir Next" w:hAnsi="Avenir Next" w:cs="Avenir Next" w:eastAsia="Avenir Next"/>
                 <w:b/>
                 <w:color w:val="003A70"/>
+                <w:sz w:val="22"/>
+                <w:szCs w:val="18"/>
+              </w:rPr>
+              <w:t xml:space="preserve">•</w:t>
+            </w:r>
+            <w:r>
+              <w:rPr>
+                <w:rFonts w:ascii="Avenir Next" w:hAnsi="Avenir Next" w:cs="Avenir Next" w:eastAsia="Avenir Next"/>
+                <w:color w:val="1A1A1A"/>
                 <w:sz w:val="18"/>
                 <w:szCs w:val="18"/>
               </w:rPr>
-              <w:t xml:space="preserve">•</w:t>
-            </w:r>
-            <w:r>
-              <w:rPr>
-                <w:rFonts w:ascii="Avenir Next" w:hAnsi="Avenir Next" w:cs="Avenir Next" w:eastAsia="Avenir Next"/>
-                <w:color w:val="1A1A1A"/>
-                <w:sz w:val="18"/>
-                <w:szCs w:val="18"/>
-              </w:rPr>
               <w:tab/>
             </w:r>
             <w:r>
               <w:rPr>
                 <w:rFonts w:ascii="Avenir Next" w:hAnsi="Avenir Next" w:cs="Avenir Next" w:eastAsia="Avenir Next"/>
                 <w:color w:val="1A1A1A"/>
-                <w:sz w:val="18"/>
+                <w:sz w:val="22"/>
                 <w:szCs w:val="18"/>
               </w:rPr>
               <w:t xml:space="preserve">1 km = 1,000 m  ·  1 m = 100 cm  ·  1 cm = 10 mm  ·  1 kg = 1,000 g  ·  1 L = 1,000 mL</w:t>
@@ -2335,66 +2342,66 @@
                 <w:rFonts w:ascii="Avenir Next" w:hAnsi="Avenir Next" w:cs="Avenir Next" w:eastAsia="Avenir Next"/>
                 <w:b/>
                 <w:color w:val="003A70"/>
+                <w:sz w:val="22"/>
+                <w:szCs w:val="18"/>
+              </w:rPr>
+              <w:t xml:space="preserve">•</w:t>
+            </w:r>
+            <w:r>
+              <w:rPr>
+                <w:rFonts w:ascii="Avenir Next" w:hAnsi="Avenir Next" w:cs="Avenir Next" w:eastAsia="Avenir Next"/>
+                <w:color w:val="1A1A1A"/>
                 <w:sz w:val="18"/>
                 <w:szCs w:val="18"/>
               </w:rPr>
-              <w:t xml:space="preserve">•</w:t>
-            </w:r>
-            <w:r>
-              <w:rPr>
-                <w:rFonts w:ascii="Avenir Next" w:hAnsi="Avenir Next" w:cs="Avenir Next" w:eastAsia="Avenir Next"/>
-                <w:color w:val="1A1A1A"/>
-                <w:sz w:val="18"/>
+              <w:tab/>
+            </w:r>
+            <w:r>
+              <w:rPr>
+                <w:rFonts w:ascii="Avenir Next" w:hAnsi="Avenir Next" w:cs="Avenir Next" w:eastAsia="Avenir Next"/>
+                <w:color w:val="1A1A1A"/>
+                <w:sz w:val="22"/>
                 <w:szCs w:val="18"/>
               </w:rPr>
-              <w:tab/>
-            </w:r>
-            <w:r>
-              <w:rPr>
-                <w:rFonts w:ascii="Avenir Next" w:hAnsi="Avenir Next" w:cs="Avenir Next" w:eastAsia="Avenir Next"/>
-                <w:color w:val="1A1A1A"/>
-                <w:sz w:val="18"/>
+              <w:t xml:space="preserve">Larger unit to smaller unit: </w:t>
+            </w:r>
+            <w:r>
+              <w:rPr>
+                <w:rFonts w:ascii="Avenir Next" w:hAnsi="Avenir Next" w:cs="Avenir Next" w:eastAsia="Avenir Next"/>
+                <w:b/>
+                <w:color w:val="1A1A1A"/>
+                <w:sz w:val="22"/>
                 <w:szCs w:val="18"/>
               </w:rPr>
-              <w:t xml:space="preserve">Larger unit to smaller unit: </w:t>
+              <w:t xml:space="preserve">multiply</w:t>
+            </w:r>
+            <w:r>
+              <w:rPr>
+                <w:rFonts w:ascii="Avenir Next" w:hAnsi="Avenir Next" w:cs="Avenir Next" w:eastAsia="Avenir Next"/>
+                <w:color w:val="1A1A1A"/>
+                <w:sz w:val="22"/>
+                <w:szCs w:val="18"/>
+              </w:rPr>
+              <w:t xml:space="preserve">. Smaller to larger: </w:t>
             </w:r>
             <w:r>
               <w:rPr>
                 <w:rFonts w:ascii="Avenir Next" w:hAnsi="Avenir Next" w:cs="Avenir Next" w:eastAsia="Avenir Next"/>
                 <w:b/>
                 <w:color w:val="1A1A1A"/>
-                <w:sz w:val="18"/>
+                <w:sz w:val="22"/>
                 <w:szCs w:val="18"/>
               </w:rPr>
-              <w:t xml:space="preserve">multiply</w:t>
-            </w:r>
-            <w:r>
-              <w:rPr>
-                <w:rFonts w:ascii="Avenir Next" w:hAnsi="Avenir Next" w:cs="Avenir Next" w:eastAsia="Avenir Next"/>
-                <w:color w:val="1A1A1A"/>
-                <w:sz w:val="18"/>
+              <w:t xml:space="preserve">divide</w:t>
+            </w:r>
+            <w:r>
+              <w:rPr>
+                <w:rFonts w:ascii="Avenir Next" w:hAnsi="Avenir Next" w:cs="Avenir Next" w:eastAsia="Avenir Next"/>
+                <w:color w:val="1A1A1A"/>
+                <w:sz w:val="22"/>
                 <w:szCs w:val="18"/>
               </w:rPr>
-              <w:t xml:space="preserve">. Smaller to larger: </w:t>
-            </w:r>
-            <w:r>
-              <w:rPr>
-                <w:rFonts w:ascii="Avenir Next" w:hAnsi="Avenir Next" w:cs="Avenir Next" w:eastAsia="Avenir Next"/>
-                <w:b/>
-                <w:color w:val="1A1A1A"/>
-                <w:sz w:val="18"/>
-                <w:szCs w:val="18"/>
-              </w:rPr>
-              <w:t xml:space="preserve">divide</w:t>
-            </w:r>
-            <w:r>
-              <w:rPr>
-                <w:rFonts w:ascii="Avenir Next" w:hAnsi="Avenir Next" w:cs="Avenir Next" w:eastAsia="Avenir Next"/>
-                <w:color w:val="1A1A1A"/>
-                <w:sz w:val="18"/>
-                <w:szCs w:val="18"/>
-              </w:rPr>
-              <w:t xml:space="preserve">. Move the decimal point.</w:t>
+              <w:t xml:space="preserve">. Scale each digit’s place value.</w:t>
             </w:r>
           </w:p>
         </w:tc>
@@ -2406,6 +2413,7 @@
           </w:tcPr>
           <w:p>
             <w:pPr>
+              <w:pStyle w:val="Heading2"/>
               <w:spacing w:before="0" w:after="0" w:line="240" w:lineRule="auto"/>
             </w:pPr>
             <w:r>
@@ -2428,7 +2436,7 @@
               <w:rPr>
                 <w:rFonts w:ascii="Avenir Next" w:hAnsi="Avenir Next" w:cs="Avenir Next" w:eastAsia="Avenir Next"/>
                 <w:color w:val="1A1A1A"/>
-                <w:sz w:val="17"/>
+                <w:sz w:val="22"/>
                 <w:szCs w:val="17"/>
               </w:rPr>
               <w:t xml:space="preserve">A bag of apples has a mass of 2,400 g. What is its mass in kilograms?</w:t>
@@ -2447,25 +2455,25 @@
                 <w:rFonts w:ascii="Avenir Next" w:hAnsi="Avenir Next" w:cs="Avenir Next" w:eastAsia="Avenir Next"/>
                 <w:b/>
                 <w:color w:val="003A70"/>
+                <w:sz w:val="22"/>
+                <w:szCs w:val="17"/>
+              </w:rPr>
+              <w:t xml:space="preserve">Step 1</w:t>
+            </w:r>
+            <w:r>
+              <w:rPr>
+                <w:rFonts w:ascii="Avenir Next" w:hAnsi="Avenir Next" w:cs="Avenir Next" w:eastAsia="Avenir Next"/>
+                <w:color w:val="1A1A1A"/>
                 <w:sz w:val="17"/>
                 <w:szCs w:val="17"/>
               </w:rPr>
-              <w:t xml:space="preserve">Step 1</w:t>
-            </w:r>
-            <w:r>
-              <w:rPr>
-                <w:rFonts w:ascii="Avenir Next" w:hAnsi="Avenir Next" w:cs="Avenir Next" w:eastAsia="Avenir Next"/>
-                <w:color w:val="1A1A1A"/>
-                <w:sz w:val="17"/>
-                <w:szCs w:val="17"/>
-              </w:rPr>
               <w:tab/>
             </w:r>
             <w:r>
               <w:rPr>
                 <w:rFonts w:ascii="Avenir Next" w:hAnsi="Avenir Next" w:cs="Avenir Next" w:eastAsia="Avenir Next"/>
                 <w:color w:val="1A1A1A"/>
-                <w:sz w:val="17"/>
+                <w:sz w:val="22"/>
                 <w:szCs w:val="17"/>
               </w:rPr>
               <w:t xml:space="preserve">1 kg = 1,000 g. Grams to kilograms is small to large, so divide.</w:t>
@@ -2484,28 +2492,28 @@
                 <w:rFonts w:ascii="Avenir Next" w:hAnsi="Avenir Next" w:cs="Avenir Next" w:eastAsia="Avenir Next"/>
                 <w:b/>
                 <w:color w:val="003A70"/>
+                <w:sz w:val="22"/>
+                <w:szCs w:val="17"/>
+              </w:rPr>
+              <w:t xml:space="preserve">Step 2</w:t>
+            </w:r>
+            <w:r>
+              <w:rPr>
+                <w:rFonts w:ascii="Avenir Next" w:hAnsi="Avenir Next" w:cs="Avenir Next" w:eastAsia="Avenir Next"/>
+                <w:color w:val="1A1A1A"/>
                 <w:sz w:val="17"/>
                 <w:szCs w:val="17"/>
               </w:rPr>
-              <w:t xml:space="preserve">Step 2</w:t>
-            </w:r>
-            <w:r>
-              <w:rPr>
-                <w:rFonts w:ascii="Avenir Next" w:hAnsi="Avenir Next" w:cs="Avenir Next" w:eastAsia="Avenir Next"/>
-                <w:color w:val="1A1A1A"/>
-                <w:sz w:val="17"/>
+              <w:tab/>
+            </w:r>
+            <w:r>
+              <w:rPr>
+                <w:rFonts w:ascii="Avenir Next" w:hAnsi="Avenir Next" w:cs="Avenir Next" w:eastAsia="Avenir Next"/>
+                <w:color w:val="1A1A1A"/>
+                <w:sz w:val="22"/>
                 <w:szCs w:val="17"/>
               </w:rPr>
-              <w:tab/>
-            </w:r>
-            <w:r>
-              <w:rPr>
-                <w:rFonts w:ascii="Avenir Next" w:hAnsi="Avenir Next" w:cs="Avenir Next" w:eastAsia="Avenir Next"/>
-                <w:color w:val="1A1A1A"/>
-                <w:sz w:val="17"/>
-                <w:szCs w:val="17"/>
-              </w:rPr>
-              <w:t xml:space="preserve">2,400 ÷ 1,000 = 2.4 (move the decimal point 3 places left)</w:t>
+              <w:t xml:space="preserve">2,400 ÷ 1,000 = 2.4 (each digit has 1/1,000 its value)</w:t>
             </w:r>
           </w:p>
           <w:p>
@@ -2521,18 +2529,18 @@
                 <w:rFonts w:ascii="Avenir Next" w:hAnsi="Avenir Next" w:cs="Avenir Next" w:eastAsia="Avenir Next"/>
                 <w:b/>
                 <w:color w:val="1A1A1A"/>
+                <w:sz w:val="22"/>
+                <w:szCs w:val="17"/>
+              </w:rPr>
+              <w:t xml:space="preserve">Answer</w:t>
+            </w:r>
+            <w:r>
+              <w:rPr>
+                <w:rFonts w:ascii="Avenir Next" w:hAnsi="Avenir Next" w:cs="Avenir Next" w:eastAsia="Avenir Next"/>
+                <w:color w:val="1A1A1A"/>
                 <w:sz w:val="17"/>
                 <w:szCs w:val="17"/>
               </w:rPr>
-              <w:t xml:space="preserve">Answer</w:t>
-            </w:r>
-            <w:r>
-              <w:rPr>
-                <w:rFonts w:ascii="Avenir Next" w:hAnsi="Avenir Next" w:cs="Avenir Next" w:eastAsia="Avenir Next"/>
-                <w:color w:val="1A1A1A"/>
-                <w:sz w:val="17"/>
-                <w:szCs w:val="17"/>
-              </w:rPr>
               <w:tab/>
             </w:r>
             <w:r>
@@ -2540,7 +2548,7 @@
                 <w:rFonts w:ascii="Avenir Next" w:hAnsi="Avenir Next" w:cs="Avenir Next" w:eastAsia="Avenir Next"/>
                 <w:b/>
                 <w:color w:val="1A1A1A"/>
-                <w:sz w:val="17"/>
+                <w:sz w:val="22"/>
                 <w:szCs w:val="17"/>
               </w:rPr>
               <w:t xml:space="preserve">2.4 kg</w:t>
@@ -2551,6 +2559,7 @@
     </w:tbl>
     <w:p>
       <w:pPr>
+        <w:pStyle w:val="Heading2"/>
         <w:keepNext/>
         <w:pBdr>
           <w:bottom w:val="single" w:sz="8" w:space="3" w:color="003A70"/>
@@ -2566,7 +2575,7 @@
           <w:b/>
           <w:color w:val="003A70"/>
           <w:spacing w:val="14"/>
-          <w:sz w:val="19"/>
+          <w:sz w:val="22"/>
           <w:szCs w:val="19"/>
         </w:rPr>
         <w:t xml:space="preserve">PRACTICE</w:t>
@@ -2585,7 +2594,7 @@
           <w:rFonts w:ascii="Avenir Next" w:hAnsi="Avenir Next" w:cs="Avenir Next" w:eastAsia="Avenir Next"/>
           <w:i/>
           <w:color w:val="5A5F66"/>
-          <w:sz w:val="17"/>
+          <w:sz w:val="22"/>
           <w:szCs w:val="17"/>
         </w:rPr>
         <w:t xml:space="preserve">show your work · label units</w:t>
@@ -2605,25 +2614,25 @@
           <w:rFonts w:ascii="Avenir Next" w:hAnsi="Avenir Next" w:cs="Avenir Next" w:eastAsia="Avenir Next"/>
           <w:b/>
           <w:color w:val="1A1A1A"/>
+          <w:sz w:val="22"/>
+          <w:szCs w:val="20"/>
+        </w:rPr>
+        <w:t xml:space="preserve">1.</w:t>
+      </w:r>
+      <w:r>
+        <w:rPr>
+          <w:rFonts w:ascii="Avenir Next" w:hAnsi="Avenir Next" w:cs="Avenir Next" w:eastAsia="Avenir Next"/>
+          <w:color w:val="1A1A1A"/>
           <w:sz w:val="20"/>
           <w:szCs w:val="20"/>
         </w:rPr>
-        <w:t xml:space="preserve">1.</w:t>
-      </w:r>
-      <w:r>
-        <w:rPr>
-          <w:rFonts w:ascii="Avenir Next" w:hAnsi="Avenir Next" w:cs="Avenir Next" w:eastAsia="Avenir Next"/>
-          <w:color w:val="1A1A1A"/>
-          <w:sz w:val="20"/>
-          <w:szCs w:val="20"/>
-        </w:rPr>
         <w:tab/>
       </w:r>
       <w:r>
         <w:rPr>
           <w:rFonts w:ascii="Avenir Next" w:hAnsi="Avenir Next" w:cs="Avenir Next" w:eastAsia="Avenir Next"/>
           <w:color w:val="1A1A1A"/>
-          <w:sz w:val="20"/>
+          <w:sz w:val="22"/>
           <w:szCs w:val="20"/>
         </w:rPr>
         <w:t xml:space="preserve">Convert each measure.</w:t>
@@ -2678,10 +2687,28 @@
                 <w:rFonts w:ascii="Avenir Next" w:hAnsi="Avenir Next" w:cs="Avenir Next" w:eastAsia="Avenir Next"/>
                 <w:b/>
                 <w:color w:val="003A70"/>
+                <w:sz w:val="22"/>
+                <w:szCs w:val="20"/>
+              </w:rPr>
+              <w:t xml:space="preserve">a.</w:t>
+            </w:r>
+            <w:r>
+              <w:rPr>
+                <w:rFonts w:ascii="Avenir Next" w:hAnsi="Avenir Next" w:cs="Avenir Next" w:eastAsia="Avenir Next"/>
+                <w:color w:val="1A1A1A"/>
                 <w:sz w:val="20"/>
                 <w:szCs w:val="20"/>
               </w:rPr>
-              <w:t xml:space="preserve">a.</w:t>
+              <w:tab/>
+            </w:r>
+            <w:r>
+              <w:rPr>
+                <w:rFonts w:ascii="Avenir Next" w:hAnsi="Avenir Next" w:cs="Avenir Next" w:eastAsia="Avenir Next"/>
+                <w:color w:val="1A1A1A"/>
+                <w:sz w:val="22"/>
+                <w:szCs w:val="20"/>
+              </w:rPr>
+              <w:t xml:space="preserve">3.5 km =</w:t>
             </w:r>
             <w:r>
               <w:rPr>
@@ -2690,7 +2717,7 @@
                 <w:sz w:val="20"/>
                 <w:szCs w:val="20"/>
               </w:rPr>
-              <w:tab/>
+              <w:t xml:space="preserve">  </w:t>
             </w:r>
             <w:r>
               <w:rPr>
@@ -2698,24 +2725,6 @@
                 <w:color w:val="1A1A1A"/>
                 <w:sz w:val="20"/>
                 <w:szCs w:val="20"/>
-              </w:rPr>
-              <w:t xml:space="preserve">3.5 km =</w:t>
-            </w:r>
-            <w:r>
-              <w:rPr>
-                <w:rFonts w:ascii="Avenir Next" w:hAnsi="Avenir Next" w:cs="Avenir Next" w:eastAsia="Avenir Next"/>
-                <w:color w:val="1A1A1A"/>
-                <w:sz w:val="20"/>
-                <w:szCs w:val="20"/>
-              </w:rPr>
-              <w:t xml:space="preserve">  </w:t>
-            </w:r>
-            <w:r>
-              <w:rPr>
-                <w:rFonts w:ascii="Avenir Next" w:hAnsi="Avenir Next" w:cs="Avenir Next" w:eastAsia="Avenir Next"/>
-                <w:color w:val="1A1A1A"/>
-                <w:sz w:val="20"/>
-                <w:szCs w:val="20"/>
                 <w:u w:val="single"/>
               </w:rPr>
               <w:t xml:space="preserve">        </w:t>
@@ -2724,7 +2733,7 @@
               <w:rPr>
                 <w:rFonts w:ascii="Avenir Next" w:hAnsi="Avenir Next" w:cs="Avenir Next" w:eastAsia="Avenir Next"/>
                 <w:color w:val="1A1A1A"/>
-                <w:sz w:val="20"/>
+                <w:sz w:val="22"/>
                 <w:szCs w:val="20"/>
               </w:rPr>
               <w:t xml:space="preserve"> m</w:t>
@@ -2749,10 +2758,28 @@
                 <w:rFonts w:ascii="Avenir Next" w:hAnsi="Avenir Next" w:cs="Avenir Next" w:eastAsia="Avenir Next"/>
                 <w:b/>
                 <w:color w:val="003A70"/>
+                <w:sz w:val="22"/>
+                <w:szCs w:val="20"/>
+              </w:rPr>
+              <w:t xml:space="preserve">b.</w:t>
+            </w:r>
+            <w:r>
+              <w:rPr>
+                <w:rFonts w:ascii="Avenir Next" w:hAnsi="Avenir Next" w:cs="Avenir Next" w:eastAsia="Avenir Next"/>
+                <w:color w:val="1A1A1A"/>
                 <w:sz w:val="20"/>
                 <w:szCs w:val="20"/>
               </w:rPr>
-              <w:t xml:space="preserve">b.</w:t>
+              <w:tab/>
+            </w:r>
+            <w:r>
+              <w:rPr>
+                <w:rFonts w:ascii="Avenir Next" w:hAnsi="Avenir Next" w:cs="Avenir Next" w:eastAsia="Avenir Next"/>
+                <w:color w:val="1A1A1A"/>
+                <w:sz w:val="22"/>
+                <w:szCs w:val="20"/>
+              </w:rPr>
+              <w:t xml:space="preserve">85 cm =</w:t>
             </w:r>
             <w:r>
               <w:rPr>
@@ -2761,7 +2788,7 @@
                 <w:sz w:val="20"/>
                 <w:szCs w:val="20"/>
               </w:rPr>
-              <w:tab/>
+              <w:t xml:space="preserve">  </w:t>
             </w:r>
             <w:r>
               <w:rPr>
@@ -2769,24 +2796,6 @@
                 <w:color w:val="1A1A1A"/>
                 <w:sz w:val="20"/>
                 <w:szCs w:val="20"/>
-              </w:rPr>
-              <w:t xml:space="preserve">85 cm =</w:t>
-            </w:r>
-            <w:r>
-              <w:rPr>
-                <w:rFonts w:ascii="Avenir Next" w:hAnsi="Avenir Next" w:cs="Avenir Next" w:eastAsia="Avenir Next"/>
-                <w:color w:val="1A1A1A"/>
-                <w:sz w:val="20"/>
-                <w:szCs w:val="20"/>
-              </w:rPr>
-              <w:t xml:space="preserve">  </w:t>
-            </w:r>
-            <w:r>
-              <w:rPr>
-                <w:rFonts w:ascii="Avenir Next" w:hAnsi="Avenir Next" w:cs="Avenir Next" w:eastAsia="Avenir Next"/>
-                <w:color w:val="1A1A1A"/>
-                <w:sz w:val="20"/>
-                <w:szCs w:val="20"/>
                 <w:u w:val="single"/>
               </w:rPr>
               <w:t xml:space="preserve">        </w:t>
@@ -2795,7 +2804,7 @@
               <w:rPr>
                 <w:rFonts w:ascii="Avenir Next" w:hAnsi="Avenir Next" w:cs="Avenir Next" w:eastAsia="Avenir Next"/>
                 <w:color w:val="1A1A1A"/>
-                <w:sz w:val="20"/>
+                <w:sz w:val="22"/>
                 <w:szCs w:val="20"/>
               </w:rPr>
               <w:t xml:space="preserve"> m</w:t>
@@ -2826,10 +2835,28 @@
                 <w:rFonts w:ascii="Avenir Next" w:hAnsi="Avenir Next" w:cs="Avenir Next" w:eastAsia="Avenir Next"/>
                 <w:b/>
                 <w:color w:val="003A70"/>
+                <w:sz w:val="22"/>
+                <w:szCs w:val="20"/>
+              </w:rPr>
+              <w:t xml:space="preserve">c.</w:t>
+            </w:r>
+            <w:r>
+              <w:rPr>
+                <w:rFonts w:ascii="Avenir Next" w:hAnsi="Avenir Next" w:cs="Avenir Next" w:eastAsia="Avenir Next"/>
+                <w:color w:val="1A1A1A"/>
                 <w:sz w:val="20"/>
                 <w:szCs w:val="20"/>
               </w:rPr>
-              <w:t xml:space="preserve">c.</w:t>
+              <w:tab/>
+            </w:r>
+            <w:r>
+              <w:rPr>
+                <w:rFonts w:ascii="Avenir Next" w:hAnsi="Avenir Next" w:cs="Avenir Next" w:eastAsia="Avenir Next"/>
+                <w:color w:val="1A1A1A"/>
+                <w:sz w:val="22"/>
+                <w:szCs w:val="20"/>
+              </w:rPr>
+              <w:t xml:space="preserve">6 L =</w:t>
             </w:r>
             <w:r>
               <w:rPr>
@@ -2838,7 +2865,7 @@
                 <w:sz w:val="20"/>
                 <w:szCs w:val="20"/>
               </w:rPr>
-              <w:tab/>
+              <w:t xml:space="preserve">  </w:t>
             </w:r>
             <w:r>
               <w:rPr>
@@ -2846,24 +2873,6 @@
                 <w:color w:val="1A1A1A"/>
                 <w:sz w:val="20"/>
                 <w:szCs w:val="20"/>
-              </w:rPr>
-              <w:t xml:space="preserve">6 L =</w:t>
-            </w:r>
-            <w:r>
-              <w:rPr>
-                <w:rFonts w:ascii="Avenir Next" w:hAnsi="Avenir Next" w:cs="Avenir Next" w:eastAsia="Avenir Next"/>
-                <w:color w:val="1A1A1A"/>
-                <w:sz w:val="20"/>
-                <w:szCs w:val="20"/>
-              </w:rPr>
-              <w:t xml:space="preserve">  </w:t>
-            </w:r>
-            <w:r>
-              <w:rPr>
-                <w:rFonts w:ascii="Avenir Next" w:hAnsi="Avenir Next" w:cs="Avenir Next" w:eastAsia="Avenir Next"/>
-                <w:color w:val="1A1A1A"/>
-                <w:sz w:val="20"/>
-                <w:szCs w:val="20"/>
                 <w:u w:val="single"/>
               </w:rPr>
               <w:t xml:space="preserve">        </w:t>
@@ -2872,7 +2881,7 @@
               <w:rPr>
                 <w:rFonts w:ascii="Avenir Next" w:hAnsi="Avenir Next" w:cs="Avenir Next" w:eastAsia="Avenir Next"/>
                 <w:color w:val="1A1A1A"/>
-                <w:sz w:val="20"/>
+                <w:sz w:val="22"/>
                 <w:szCs w:val="20"/>
               </w:rPr>
               <w:t xml:space="preserve"> mL</w:t>
@@ -2897,10 +2906,28 @@
                 <w:rFonts w:ascii="Avenir Next" w:hAnsi="Avenir Next" w:cs="Avenir Next" w:eastAsia="Avenir Next"/>
                 <w:b/>
                 <w:color w:val="003A70"/>
+                <w:sz w:val="22"/>
+                <w:szCs w:val="20"/>
+              </w:rPr>
+              <w:t xml:space="preserve">d.</w:t>
+            </w:r>
+            <w:r>
+              <w:rPr>
+                <w:rFonts w:ascii="Avenir Next" w:hAnsi="Avenir Next" w:cs="Avenir Next" w:eastAsia="Avenir Next"/>
+                <w:color w:val="1A1A1A"/>
                 <w:sz w:val="20"/>
                 <w:szCs w:val="20"/>
               </w:rPr>
-              <w:t xml:space="preserve">d.</w:t>
+              <w:tab/>
+            </w:r>
+            <w:r>
+              <w:rPr>
+                <w:rFonts w:ascii="Avenir Next" w:hAnsi="Avenir Next" w:cs="Avenir Next" w:eastAsia="Avenir Next"/>
+                <w:color w:val="1A1A1A"/>
+                <w:sz w:val="22"/>
+                <w:szCs w:val="20"/>
+              </w:rPr>
+              <w:t xml:space="preserve">450 g =</w:t>
             </w:r>
             <w:r>
               <w:rPr>
@@ -2909,7 +2936,7 @@
                 <w:sz w:val="20"/>
                 <w:szCs w:val="20"/>
               </w:rPr>
-              <w:tab/>
+              <w:t xml:space="preserve">  </w:t>
             </w:r>
             <w:r>
               <w:rPr>
@@ -2917,24 +2944,6 @@
                 <w:color w:val="1A1A1A"/>
                 <w:sz w:val="20"/>
                 <w:szCs w:val="20"/>
-              </w:rPr>
-              <w:t xml:space="preserve">450 g =</w:t>
-            </w:r>
-            <w:r>
-              <w:rPr>
-                <w:rFonts w:ascii="Avenir Next" w:hAnsi="Avenir Next" w:cs="Avenir Next" w:eastAsia="Avenir Next"/>
-                <w:color w:val="1A1A1A"/>
-                <w:sz w:val="20"/>
-                <w:szCs w:val="20"/>
-              </w:rPr>
-              <w:t xml:space="preserve">  </w:t>
-            </w:r>
-            <w:r>
-              <w:rPr>
-                <w:rFonts w:ascii="Avenir Next" w:hAnsi="Avenir Next" w:cs="Avenir Next" w:eastAsia="Avenir Next"/>
-                <w:color w:val="1A1A1A"/>
-                <w:sz w:val="20"/>
-                <w:szCs w:val="20"/>
                 <w:u w:val="single"/>
               </w:rPr>
               <w:t xml:space="preserve">        </w:t>
@@ -2943,7 +2952,7 @@
               <w:rPr>
                 <w:rFonts w:ascii="Avenir Next" w:hAnsi="Avenir Next" w:cs="Avenir Next" w:eastAsia="Avenir Next"/>
                 <w:color w:val="1A1A1A"/>
-                <w:sz w:val="20"/>
+                <w:sz w:val="22"/>
                 <w:szCs w:val="20"/>
               </w:rPr>
               <w:t xml:space="preserve"> kg</w:t>
@@ -2971,18 +2980,18 @@
           <w:rFonts w:ascii="Avenir Next" w:hAnsi="Avenir Next" w:cs="Avenir Next" w:eastAsia="Avenir Next"/>
           <w:b/>
           <w:color w:val="1A1A1A"/>
+          <w:sz w:val="22"/>
+          <w:szCs w:val="20"/>
+        </w:rPr>
+        <w:t xml:space="preserve">2.</w:t>
+      </w:r>
+      <w:r>
+        <w:rPr>
+          <w:rFonts w:ascii="Avenir Next" w:hAnsi="Avenir Next" w:cs="Avenir Next" w:eastAsia="Avenir Next"/>
+          <w:color w:val="1A1A1A"/>
           <w:sz w:val="20"/>
           <w:szCs w:val="20"/>
         </w:rPr>
-        <w:t xml:space="preserve">2.</w:t>
-      </w:r>
-      <w:r>
-        <w:rPr>
-          <w:rFonts w:ascii="Avenir Next" w:hAnsi="Avenir Next" w:cs="Avenir Next" w:eastAsia="Avenir Next"/>
-          <w:color w:val="1A1A1A"/>
-          <w:sz w:val="20"/>
-          <w:szCs w:val="20"/>
-        </w:rPr>
         <w:tab/>
       </w:r>
       <w:r>
@@ -2990,7 +2999,7 @@
           <w:rFonts w:ascii="Avenir Next" w:hAnsi="Avenir Next" w:cs="Avenir Next" w:eastAsia="Avenir Next"/>
           <w:b/>
           <w:color w:val="1A1A1A"/>
-          <w:sz w:val="20"/>
+          <w:sz w:val="22"/>
           <w:szCs w:val="20"/>
         </w:rPr>
         <w:t xml:space="preserve">Water Station.  </w:t>
@@ -2999,7 +3008,7 @@
         <w:rPr>
           <w:rFonts w:ascii="Avenir Next" w:hAnsi="Avenir Next" w:cs="Avenir Next" w:eastAsia="Avenir Next"/>
           <w:color w:val="1A1A1A"/>
-          <w:sz w:val="20"/>
+          <w:sz w:val="22"/>
           <w:szCs w:val="20"/>
         </w:rPr>
         <w:t xml:space="preserve">A cooler holds 18 L of water. Each cup holds 300 mL. (1 L = 1,000 mL)</w:t>
@@ -3019,10 +3028,28 @@
           <w:rFonts w:ascii="Avenir Next" w:hAnsi="Avenir Next" w:cs="Avenir Next" w:eastAsia="Avenir Next"/>
           <w:b/>
           <w:color w:val="003A70"/>
+          <w:sz w:val="22"/>
+          <w:szCs w:val="20"/>
+        </w:rPr>
+        <w:t xml:space="preserve">a.</w:t>
+      </w:r>
+      <w:r>
+        <w:rPr>
+          <w:rFonts w:ascii="Avenir Next" w:hAnsi="Avenir Next" w:cs="Avenir Next" w:eastAsia="Avenir Next"/>
+          <w:color w:val="1A1A1A"/>
           <w:sz w:val="20"/>
           <w:szCs w:val="20"/>
         </w:rPr>
-        <w:t xml:space="preserve">a.</w:t>
+        <w:tab/>
+      </w:r>
+      <w:r>
+        <w:rPr>
+          <w:rFonts w:ascii="Avenir Next" w:hAnsi="Avenir Next" w:cs="Avenir Next" w:eastAsia="Avenir Next"/>
+          <w:color w:val="1A1A1A"/>
+          <w:sz w:val="22"/>
+          <w:szCs w:val="20"/>
+        </w:rPr>
+        <w:t xml:space="preserve">How many milliliters are in the cooler?</w:t>
       </w:r>
       <w:r>
         <w:rPr>
@@ -3031,7 +3058,7 @@
           <w:sz w:val="20"/>
           <w:szCs w:val="20"/>
         </w:rPr>
-        <w:tab/>
+        <w:t xml:space="preserve">  </w:t>
       </w:r>
       <w:r>
         <w:rPr>
@@ -3039,24 +3066,6 @@
           <w:color w:val="1A1A1A"/>
           <w:sz w:val="20"/>
           <w:szCs w:val="20"/>
-        </w:rPr>
-        <w:t xml:space="preserve">How many milliliters are in the cooler?</w:t>
-      </w:r>
-      <w:r>
-        <w:rPr>
-          <w:rFonts w:ascii="Avenir Next" w:hAnsi="Avenir Next" w:cs="Avenir Next" w:eastAsia="Avenir Next"/>
-          <w:color w:val="1A1A1A"/>
-          <w:sz w:val="20"/>
-          <w:szCs w:val="20"/>
-        </w:rPr>
-        <w:t xml:space="preserve">  </w:t>
-      </w:r>
-      <w:r>
-        <w:rPr>
-          <w:rFonts w:ascii="Avenir Next" w:hAnsi="Avenir Next" w:cs="Avenir Next" w:eastAsia="Avenir Next"/>
-          <w:color w:val="1A1A1A"/>
-          <w:sz w:val="20"/>
-          <w:szCs w:val="20"/>
           <w:u w:val="single"/>
         </w:rPr>
         <w:t xml:space="preserve">                </w:t>
@@ -3065,7 +3074,7 @@
         <w:rPr>
           <w:rFonts w:ascii="Avenir Next" w:hAnsi="Avenir Next" w:cs="Avenir Next" w:eastAsia="Avenir Next"/>
           <w:color w:val="1A1A1A"/>
-          <w:sz w:val="20"/>
+          <w:sz w:val="22"/>
           <w:szCs w:val="20"/>
         </w:rPr>
         <w:t xml:space="preserve"> mL</w:t>
@@ -3085,10 +3094,28 @@
           <w:rFonts w:ascii="Avenir Next" w:hAnsi="Avenir Next" w:cs="Avenir Next" w:eastAsia="Avenir Next"/>
           <w:b/>
           <w:color w:val="003A70"/>
+          <w:sz w:val="22"/>
+          <w:szCs w:val="20"/>
+        </w:rPr>
+        <w:t xml:space="preserve">b.</w:t>
+      </w:r>
+      <w:r>
+        <w:rPr>
+          <w:rFonts w:ascii="Avenir Next" w:hAnsi="Avenir Next" w:cs="Avenir Next" w:eastAsia="Avenir Next"/>
+          <w:color w:val="1A1A1A"/>
           <w:sz w:val="20"/>
           <w:szCs w:val="20"/>
         </w:rPr>
-        <w:t xml:space="preserve">b.</w:t>
+        <w:tab/>
+      </w:r>
+      <w:r>
+        <w:rPr>
+          <w:rFonts w:ascii="Avenir Next" w:hAnsi="Avenir Next" w:cs="Avenir Next" w:eastAsia="Avenir Next"/>
+          <w:color w:val="1A1A1A"/>
+          <w:sz w:val="22"/>
+          <w:szCs w:val="20"/>
+        </w:rPr>
+        <w:t xml:space="preserve">How many cups can be filled?</w:t>
       </w:r>
       <w:r>
         <w:rPr>
@@ -3097,7 +3124,7 @@
           <w:sz w:val="20"/>
           <w:szCs w:val="20"/>
         </w:rPr>
-        <w:tab/>
+        <w:t xml:space="preserve">  </w:t>
       </w:r>
       <w:r>
         <w:rPr>
@@ -3105,24 +3132,6 @@
           <w:color w:val="1A1A1A"/>
           <w:sz w:val="20"/>
           <w:szCs w:val="20"/>
-        </w:rPr>
-        <w:t xml:space="preserve">How many cups can be filled?</w:t>
-      </w:r>
-      <w:r>
-        <w:rPr>
-          <w:rFonts w:ascii="Avenir Next" w:hAnsi="Avenir Next" w:cs="Avenir Next" w:eastAsia="Avenir Next"/>
-          <w:color w:val="1A1A1A"/>
-          <w:sz w:val="20"/>
-          <w:szCs w:val="20"/>
-        </w:rPr>
-        <w:t xml:space="preserve">  </w:t>
-      </w:r>
-      <w:r>
-        <w:rPr>
-          <w:rFonts w:ascii="Avenir Next" w:hAnsi="Avenir Next" w:cs="Avenir Next" w:eastAsia="Avenir Next"/>
-          <w:color w:val="1A1A1A"/>
-          <w:sz w:val="20"/>
-          <w:szCs w:val="20"/>
           <w:u w:val="single"/>
         </w:rPr>
         <w:t xml:space="preserve">                </w:t>
@@ -3131,7 +3140,7 @@
         <w:rPr>
           <w:rFonts w:ascii="Avenir Next" w:hAnsi="Avenir Next" w:cs="Avenir Next" w:eastAsia="Avenir Next"/>
           <w:color w:val="1A1A1A"/>
-          <w:sz w:val="20"/>
+          <w:sz w:val="22"/>
           <w:szCs w:val="20"/>
         </w:rPr>
         <w:t xml:space="preserve"> cups</w:t>
@@ -3156,18 +3165,18 @@
           <w:rFonts w:ascii="Avenir Next" w:hAnsi="Avenir Next" w:cs="Avenir Next" w:eastAsia="Avenir Next"/>
           <w:b/>
           <w:color w:val="1A1A1A"/>
+          <w:sz w:val="22"/>
+          <w:szCs w:val="20"/>
+        </w:rPr>
+        <w:t xml:space="preserve">3.</w:t>
+      </w:r>
+      <w:r>
+        <w:rPr>
+          <w:rFonts w:ascii="Avenir Next" w:hAnsi="Avenir Next" w:cs="Avenir Next" w:eastAsia="Avenir Next"/>
+          <w:color w:val="1A1A1A"/>
           <w:sz w:val="20"/>
           <w:szCs w:val="20"/>
         </w:rPr>
-        <w:t xml:space="preserve">3.</w:t>
-      </w:r>
-      <w:r>
-        <w:rPr>
-          <w:rFonts w:ascii="Avenir Next" w:hAnsi="Avenir Next" w:cs="Avenir Next" w:eastAsia="Avenir Next"/>
-          <w:color w:val="1A1A1A"/>
-          <w:sz w:val="20"/>
-          <w:szCs w:val="20"/>
-        </w:rPr>
         <w:tab/>
       </w:r>
       <w:r>
@@ -3175,7 +3184,7 @@
           <w:rFonts w:ascii="Avenir Next" w:hAnsi="Avenir Next" w:cs="Avenir Next" w:eastAsia="Avenir Next"/>
           <w:b/>
           <w:color w:val="1A1A1A"/>
-          <w:sz w:val="20"/>
+          <w:sz w:val="22"/>
           <w:szCs w:val="20"/>
         </w:rPr>
         <w:t xml:space="preserve">Relay Race.  </w:t>
@@ -3184,7 +3193,7 @@
         <w:rPr>
           <w:rFonts w:ascii="Avenir Next" w:hAnsi="Avenir Next" w:cs="Avenir Next" w:eastAsia="Avenir Next"/>
           <w:color w:val="1A1A1A"/>
-          <w:sz w:val="20"/>
+          <w:sz w:val="22"/>
           <w:szCs w:val="20"/>
         </w:rPr>
         <w:t xml:space="preserve">Four runners each run 800 m. How many kilometers do they run in all?</w:t>
@@ -3204,10 +3213,28 @@
           <w:rFonts w:ascii="Avenir Next" w:hAnsi="Avenir Next" w:cs="Avenir Next" w:eastAsia="Avenir Next"/>
           <w:b/>
           <w:color w:val="003A70"/>
+          <w:sz w:val="22"/>
+          <w:szCs w:val="20"/>
+        </w:rPr>
+        <w:t xml:space="preserve">a.</w:t>
+      </w:r>
+      <w:r>
+        <w:rPr>
+          <w:rFonts w:ascii="Avenir Next" w:hAnsi="Avenir Next" w:cs="Avenir Next" w:eastAsia="Avenir Next"/>
+          <w:color w:val="1A1A1A"/>
           <w:sz w:val="20"/>
           <w:szCs w:val="20"/>
         </w:rPr>
-        <w:t xml:space="preserve">a.</w:t>
+        <w:tab/>
+      </w:r>
+      <w:r>
+        <w:rPr>
+          <w:rFonts w:ascii="Avenir Next" w:hAnsi="Avenir Next" w:cs="Avenir Next" w:eastAsia="Avenir Next"/>
+          <w:color w:val="1A1A1A"/>
+          <w:sz w:val="22"/>
+          <w:szCs w:val="20"/>
+        </w:rPr>
+        <w:t xml:space="preserve">Total meters:</w:t>
       </w:r>
       <w:r>
         <w:rPr>
@@ -3216,7 +3243,7 @@
           <w:sz w:val="20"/>
           <w:szCs w:val="20"/>
         </w:rPr>
-        <w:tab/>
+        <w:t xml:space="preserve">  </w:t>
       </w:r>
       <w:r>
         <w:rPr>
@@ -3224,24 +3251,6 @@
           <w:color w:val="1A1A1A"/>
           <w:sz w:val="20"/>
           <w:szCs w:val="20"/>
-        </w:rPr>
-        <w:t xml:space="preserve">Total meters:</w:t>
-      </w:r>
-      <w:r>
-        <w:rPr>
-          <w:rFonts w:ascii="Avenir Next" w:hAnsi="Avenir Next" w:cs="Avenir Next" w:eastAsia="Avenir Next"/>
-          <w:color w:val="1A1A1A"/>
-          <w:sz w:val="20"/>
-          <w:szCs w:val="20"/>
-        </w:rPr>
-        <w:t xml:space="preserve">  </w:t>
-      </w:r>
-      <w:r>
-        <w:rPr>
-          <w:rFonts w:ascii="Avenir Next" w:hAnsi="Avenir Next" w:cs="Avenir Next" w:eastAsia="Avenir Next"/>
-          <w:color w:val="1A1A1A"/>
-          <w:sz w:val="20"/>
-          <w:szCs w:val="20"/>
           <w:u w:val="single"/>
         </w:rPr>
         <w:t xml:space="preserve">                </w:t>
@@ -3250,7 +3259,7 @@
         <w:rPr>
           <w:rFonts w:ascii="Avenir Next" w:hAnsi="Avenir Next" w:cs="Avenir Next" w:eastAsia="Avenir Next"/>
           <w:color w:val="1A1A1A"/>
-          <w:sz w:val="20"/>
+          <w:sz w:val="22"/>
           <w:szCs w:val="20"/>
         </w:rPr>
         <w:t xml:space="preserve"> m</w:t>
@@ -3270,10 +3279,28 @@
           <w:rFonts w:ascii="Avenir Next" w:hAnsi="Avenir Next" w:cs="Avenir Next" w:eastAsia="Avenir Next"/>
           <w:b/>
           <w:color w:val="003A70"/>
+          <w:sz w:val="22"/>
+          <w:szCs w:val="20"/>
+        </w:rPr>
+        <w:t xml:space="preserve">b.</w:t>
+      </w:r>
+      <w:r>
+        <w:rPr>
+          <w:rFonts w:ascii="Avenir Next" w:hAnsi="Avenir Next" w:cs="Avenir Next" w:eastAsia="Avenir Next"/>
+          <w:color w:val="1A1A1A"/>
           <w:sz w:val="20"/>
           <w:szCs w:val="20"/>
         </w:rPr>
-        <w:t xml:space="preserve">b.</w:t>
+        <w:tab/>
+      </w:r>
+      <w:r>
+        <w:rPr>
+          <w:rFonts w:ascii="Avenir Next" w:hAnsi="Avenir Next" w:cs="Avenir Next" w:eastAsia="Avenir Next"/>
+          <w:color w:val="1A1A1A"/>
+          <w:sz w:val="22"/>
+          <w:szCs w:val="20"/>
+        </w:rPr>
+        <w:t xml:space="preserve">Total kilometers:</w:t>
       </w:r>
       <w:r>
         <w:rPr>
@@ -3282,7 +3309,7 @@
           <w:sz w:val="20"/>
           <w:szCs w:val="20"/>
         </w:rPr>
-        <w:tab/>
+        <w:t xml:space="preserve">  </w:t>
       </w:r>
       <w:r>
         <w:rPr>
@@ -3290,24 +3317,6 @@
           <w:color w:val="1A1A1A"/>
           <w:sz w:val="20"/>
           <w:szCs w:val="20"/>
-        </w:rPr>
-        <w:t xml:space="preserve">Total kilometers:</w:t>
-      </w:r>
-      <w:r>
-        <w:rPr>
-          <w:rFonts w:ascii="Avenir Next" w:hAnsi="Avenir Next" w:cs="Avenir Next" w:eastAsia="Avenir Next"/>
-          <w:color w:val="1A1A1A"/>
-          <w:sz w:val="20"/>
-          <w:szCs w:val="20"/>
-        </w:rPr>
-        <w:t xml:space="preserve">  </w:t>
-      </w:r>
-      <w:r>
-        <w:rPr>
-          <w:rFonts w:ascii="Avenir Next" w:hAnsi="Avenir Next" w:cs="Avenir Next" w:eastAsia="Avenir Next"/>
-          <w:color w:val="1A1A1A"/>
-          <w:sz w:val="20"/>
-          <w:szCs w:val="20"/>
           <w:u w:val="single"/>
         </w:rPr>
         <w:t xml:space="preserve">                </w:t>
@@ -3316,7 +3325,7 @@
         <w:rPr>
           <w:rFonts w:ascii="Avenir Next" w:hAnsi="Avenir Next" w:cs="Avenir Next" w:eastAsia="Avenir Next"/>
           <w:color w:val="1A1A1A"/>
-          <w:sz w:val="20"/>
+          <w:sz w:val="22"/>
           <w:szCs w:val="20"/>
         </w:rPr>
         <w:t xml:space="preserve"> km</w:t>
@@ -3341,18 +3350,18 @@
           <w:rFonts w:ascii="Avenir Next" w:hAnsi="Avenir Next" w:cs="Avenir Next" w:eastAsia="Avenir Next"/>
           <w:b/>
           <w:color w:val="1A1A1A"/>
+          <w:sz w:val="22"/>
+          <w:szCs w:val="20"/>
+        </w:rPr>
+        <w:t xml:space="preserve">4.</w:t>
+      </w:r>
+      <w:r>
+        <w:rPr>
+          <w:rFonts w:ascii="Avenir Next" w:hAnsi="Avenir Next" w:cs="Avenir Next" w:eastAsia="Avenir Next"/>
+          <w:color w:val="1A1A1A"/>
           <w:sz w:val="20"/>
           <w:szCs w:val="20"/>
         </w:rPr>
-        <w:t xml:space="preserve">4.</w:t>
-      </w:r>
-      <w:r>
-        <w:rPr>
-          <w:rFonts w:ascii="Avenir Next" w:hAnsi="Avenir Next" w:cs="Avenir Next" w:eastAsia="Avenir Next"/>
-          <w:color w:val="1A1A1A"/>
-          <w:sz w:val="20"/>
-          <w:szCs w:val="20"/>
-        </w:rPr>
         <w:tab/>
       </w:r>
       <w:r>
@@ -3360,7 +3369,7 @@
           <w:rFonts w:ascii="Avenir Next" w:hAnsi="Avenir Next" w:cs="Avenir Next" w:eastAsia="Avenir Next"/>
           <w:b/>
           <w:color w:val="1A1A1A"/>
-          <w:sz w:val="20"/>
+          <w:sz w:val="22"/>
           <w:szCs w:val="20"/>
         </w:rPr>
         <w:t xml:space="preserve">Baking.  </w:t>
@@ -3369,7 +3378,7 @@
         <w:rPr>
           <w:rFonts w:ascii="Avenir Next" w:hAnsi="Avenir Next" w:cs="Avenir Next" w:eastAsia="Avenir Next"/>
           <w:color w:val="1A1A1A"/>
-          <w:sz w:val="20"/>
+          <w:sz w:val="22"/>
           <w:szCs w:val="20"/>
         </w:rPr>
         <w:t xml:space="preserve">A recipe needs 1.5 kg of flour. Hana has 3 bags with 400 g of flour in each.</w:t>
@@ -3389,10 +3398,28 @@
           <w:rFonts w:ascii="Avenir Next" w:hAnsi="Avenir Next" w:cs="Avenir Next" w:eastAsia="Avenir Next"/>
           <w:b/>
           <w:color w:val="003A70"/>
+          <w:sz w:val="22"/>
+          <w:szCs w:val="20"/>
+        </w:rPr>
+        <w:t xml:space="preserve">a.</w:t>
+      </w:r>
+      <w:r>
+        <w:rPr>
+          <w:rFonts w:ascii="Avenir Next" w:hAnsi="Avenir Next" w:cs="Avenir Next" w:eastAsia="Avenir Next"/>
+          <w:color w:val="1A1A1A"/>
           <w:sz w:val="20"/>
           <w:szCs w:val="20"/>
         </w:rPr>
-        <w:t xml:space="preserve">a.</w:t>
+        <w:tab/>
+      </w:r>
+      <w:r>
+        <w:rPr>
+          <w:rFonts w:ascii="Avenir Next" w:hAnsi="Avenir Next" w:cs="Avenir Next" w:eastAsia="Avenir Next"/>
+          <w:color w:val="1A1A1A"/>
+          <w:sz w:val="22"/>
+          <w:szCs w:val="20"/>
+        </w:rPr>
+        <w:t xml:space="preserve">How many grams of flour does Hana have?</w:t>
       </w:r>
       <w:r>
         <w:rPr>
@@ -3401,7 +3428,7 @@
           <w:sz w:val="20"/>
           <w:szCs w:val="20"/>
         </w:rPr>
-        <w:tab/>
+        <w:t xml:space="preserve">  </w:t>
       </w:r>
       <w:r>
         <w:rPr>
@@ -3409,24 +3436,6 @@
           <w:color w:val="1A1A1A"/>
           <w:sz w:val="20"/>
           <w:szCs w:val="20"/>
-        </w:rPr>
-        <w:t xml:space="preserve">How many grams of flour does Hana have?</w:t>
-      </w:r>
-      <w:r>
-        <w:rPr>
-          <w:rFonts w:ascii="Avenir Next" w:hAnsi="Avenir Next" w:cs="Avenir Next" w:eastAsia="Avenir Next"/>
-          <w:color w:val="1A1A1A"/>
-          <w:sz w:val="20"/>
-          <w:szCs w:val="20"/>
-        </w:rPr>
-        <w:t xml:space="preserve">  </w:t>
-      </w:r>
-      <w:r>
-        <w:rPr>
-          <w:rFonts w:ascii="Avenir Next" w:hAnsi="Avenir Next" w:cs="Avenir Next" w:eastAsia="Avenir Next"/>
-          <w:color w:val="1A1A1A"/>
-          <w:sz w:val="20"/>
-          <w:szCs w:val="20"/>
           <w:u w:val="single"/>
         </w:rPr>
         <w:t xml:space="preserve">                </w:t>
@@ -3435,7 +3444,7 @@
         <w:rPr>
           <w:rFonts w:ascii="Avenir Next" w:hAnsi="Avenir Next" w:cs="Avenir Next" w:eastAsia="Avenir Next"/>
           <w:color w:val="1A1A1A"/>
-          <w:sz w:val="20"/>
+          <w:sz w:val="22"/>
           <w:szCs w:val="20"/>
         </w:rPr>
         <w:t xml:space="preserve"> g</w:t>
@@ -3455,25 +3464,25 @@
           <w:rFonts w:ascii="Avenir Next" w:hAnsi="Avenir Next" w:cs="Avenir Next" w:eastAsia="Avenir Next"/>
           <w:b/>
           <w:color w:val="003A70"/>
+          <w:sz w:val="22"/>
+          <w:szCs w:val="20"/>
+        </w:rPr>
+        <w:t xml:space="preserve">b.</w:t>
+      </w:r>
+      <w:r>
+        <w:rPr>
+          <w:rFonts w:ascii="Avenir Next" w:hAnsi="Avenir Next" w:cs="Avenir Next" w:eastAsia="Avenir Next"/>
+          <w:color w:val="1A1A1A"/>
           <w:sz w:val="20"/>
           <w:szCs w:val="20"/>
         </w:rPr>
-        <w:t xml:space="preserve">b.</w:t>
-      </w:r>
-      <w:r>
-        <w:rPr>
-          <w:rFonts w:ascii="Avenir Next" w:hAnsi="Avenir Next" w:cs="Avenir Next" w:eastAsia="Avenir Next"/>
-          <w:color w:val="1A1A1A"/>
-          <w:sz w:val="20"/>
-          <w:szCs w:val="20"/>
-        </w:rPr>
         <w:tab/>
       </w:r>
       <w:r>
         <w:rPr>
           <w:rFonts w:ascii="Avenir Next" w:hAnsi="Avenir Next" w:cs="Avenir Next" w:eastAsia="Avenir Next"/>
           <w:color w:val="1A1A1A"/>
-          <w:sz w:val="20"/>
+          <w:sz w:val="22"/>
           <w:szCs w:val="20"/>
         </w:rPr>
         <w:t xml:space="preserve">Does she have enough? How many grams more or less?</w:t>
@@ -3517,18 +3526,18 @@
           <w:rFonts w:ascii="Avenir Next" w:hAnsi="Avenir Next" w:cs="Avenir Next" w:eastAsia="Avenir Next"/>
           <w:b/>
           <w:color w:val="1A1A1A"/>
+          <w:sz w:val="22"/>
+          <w:szCs w:val="20"/>
+        </w:rPr>
+        <w:t xml:space="preserve">5.</w:t>
+      </w:r>
+      <w:r>
+        <w:rPr>
+          <w:rFonts w:ascii="Avenir Next" w:hAnsi="Avenir Next" w:cs="Avenir Next" w:eastAsia="Avenir Next"/>
+          <w:color w:val="1A1A1A"/>
           <w:sz w:val="20"/>
           <w:szCs w:val="20"/>
         </w:rPr>
-        <w:t xml:space="preserve">5.</w:t>
-      </w:r>
-      <w:r>
-        <w:rPr>
-          <w:rFonts w:ascii="Avenir Next" w:hAnsi="Avenir Next" w:cs="Avenir Next" w:eastAsia="Avenir Next"/>
-          <w:color w:val="1A1A1A"/>
-          <w:sz w:val="20"/>
-          <w:szCs w:val="20"/>
-        </w:rPr>
         <w:tab/>
       </w:r>
       <w:r>
@@ -3536,7 +3545,7 @@
           <w:rFonts w:ascii="Avenir Next" w:hAnsi="Avenir Next" w:cs="Avenir Next" w:eastAsia="Avenir Next"/>
           <w:b/>
           <w:color w:val="1A1A1A"/>
-          <w:sz w:val="20"/>
+          <w:sz w:val="22"/>
           <w:szCs w:val="20"/>
         </w:rPr>
         <w:t xml:space="preserve">Find the Error.  </w:t>
@@ -3545,7 +3554,7 @@
         <w:rPr>
           <w:rFonts w:ascii="Avenir Next" w:hAnsi="Avenir Next" w:cs="Avenir Next" w:eastAsia="Avenir Next"/>
           <w:color w:val="1A1A1A"/>
-          <w:sz w:val="20"/>
+          <w:sz w:val="22"/>
           <w:szCs w:val="20"/>
         </w:rPr>
         <w:t xml:space="preserve">Ian wrote 4.5 kg = 0.0045 g. Explain his mistake and find the correct mass.</w:t>
@@ -3624,6 +3633,7 @@
     </w:p>
     <w:p>
       <w:pPr>
+        <w:pStyle w:val="Heading2"/>
         <w:keepNext/>
         <w:pBdr>
           <w:bottom w:val="single" w:sz="8" w:space="3" w:color="003A70"/>
@@ -3639,7 +3649,7 @@
           <w:b/>
           <w:color w:val="003A70"/>
           <w:spacing w:val="14"/>
-          <w:sz w:val="19"/>
+          <w:sz w:val="22"/>
           <w:szCs w:val="19"/>
         </w:rPr>
         <w:t xml:space="preserve">TEST PRACTICE</w:t>
@@ -3658,7 +3668,7 @@
           <w:rFonts w:ascii="Avenir Next" w:hAnsi="Avenir Next" w:cs="Avenir Next" w:eastAsia="Avenir Next"/>
           <w:i/>
           <w:color w:val="5A5F66"/>
-          <w:sz w:val="17"/>
+          <w:sz w:val="22"/>
           <w:szCs w:val="17"/>
         </w:rPr>
         <w:t xml:space="preserve">choose the best answer</w:t>
@@ -3678,25 +3688,25 @@
           <w:rFonts w:ascii="Avenir Next" w:hAnsi="Avenir Next" w:cs="Avenir Next" w:eastAsia="Avenir Next"/>
           <w:b/>
           <w:color w:val="1A1A1A"/>
+          <w:sz w:val="22"/>
+          <w:szCs w:val="20"/>
+        </w:rPr>
+        <w:t xml:space="preserve">6.</w:t>
+      </w:r>
+      <w:r>
+        <w:rPr>
+          <w:rFonts w:ascii="Avenir Next" w:hAnsi="Avenir Next" w:cs="Avenir Next" w:eastAsia="Avenir Next"/>
+          <w:color w:val="1A1A1A"/>
           <w:sz w:val="20"/>
           <w:szCs w:val="20"/>
         </w:rPr>
-        <w:t xml:space="preserve">6.</w:t>
-      </w:r>
-      <w:r>
-        <w:rPr>
-          <w:rFonts w:ascii="Avenir Next" w:hAnsi="Avenir Next" w:cs="Avenir Next" w:eastAsia="Avenir Next"/>
-          <w:color w:val="1A1A1A"/>
-          <w:sz w:val="20"/>
-          <w:szCs w:val="20"/>
-        </w:rPr>
         <w:tab/>
       </w:r>
       <w:r>
         <w:rPr>
           <w:rFonts w:ascii="Avenir Next" w:hAnsi="Avenir Next" w:cs="Avenir Next" w:eastAsia="Avenir Next"/>
           <w:color w:val="1A1A1A"/>
-          <w:sz w:val="20"/>
+          <w:sz w:val="22"/>
           <w:szCs w:val="20"/>
         </w:rPr>
         <w:t xml:space="preserve">A pencil is 16 cm long. How many millimeters long is it?</w:t>
@@ -3752,25 +3762,25 @@
                 <w:rFonts w:ascii="Avenir Next" w:hAnsi="Avenir Next" w:cs="Avenir Next" w:eastAsia="Avenir Next"/>
                 <w:b/>
                 <w:color w:val="003A70"/>
+                <w:sz w:val="22"/>
+                <w:szCs w:val="19"/>
+              </w:rPr>
+              <w:t xml:space="preserve">A</w:t>
+            </w:r>
+            <w:r>
+              <w:rPr>
+                <w:rFonts w:ascii="Avenir Next" w:hAnsi="Avenir Next" w:cs="Avenir Next" w:eastAsia="Avenir Next"/>
+                <w:color w:val="1A1A1A"/>
                 <w:sz w:val="19"/>
                 <w:szCs w:val="19"/>
               </w:rPr>
-              <w:t xml:space="preserve">A</w:t>
-            </w:r>
-            <w:r>
-              <w:rPr>
-                <w:rFonts w:ascii="Avenir Next" w:hAnsi="Avenir Next" w:cs="Avenir Next" w:eastAsia="Avenir Next"/>
-                <w:color w:val="1A1A1A"/>
-                <w:sz w:val="19"/>
-                <w:szCs w:val="19"/>
-              </w:rPr>
               <w:tab/>
             </w:r>
             <w:r>
               <w:rPr>
                 <w:rFonts w:ascii="Avenir Next" w:hAnsi="Avenir Next" w:cs="Avenir Next" w:eastAsia="Avenir Next"/>
                 <w:color w:val="1A1A1A"/>
-                <w:sz w:val="19"/>
+                <w:sz w:val="22"/>
                 <w:szCs w:val="19"/>
               </w:rPr>
               <w:t xml:space="preserve">1.6 mm</w:t>
@@ -3795,25 +3805,25 @@
                 <w:rFonts w:ascii="Avenir Next" w:hAnsi="Avenir Next" w:cs="Avenir Next" w:eastAsia="Avenir Next"/>
                 <w:b/>
                 <w:color w:val="003A70"/>
+                <w:sz w:val="22"/>
+                <w:szCs w:val="19"/>
+              </w:rPr>
+              <w:t xml:space="preserve">B</w:t>
+            </w:r>
+            <w:r>
+              <w:rPr>
+                <w:rFonts w:ascii="Avenir Next" w:hAnsi="Avenir Next" w:cs="Avenir Next" w:eastAsia="Avenir Next"/>
+                <w:color w:val="1A1A1A"/>
                 <w:sz w:val="19"/>
                 <w:szCs w:val="19"/>
               </w:rPr>
-              <w:t xml:space="preserve">B</w:t>
-            </w:r>
-            <w:r>
-              <w:rPr>
-                <w:rFonts w:ascii="Avenir Next" w:hAnsi="Avenir Next" w:cs="Avenir Next" w:eastAsia="Avenir Next"/>
-                <w:color w:val="1A1A1A"/>
-                <w:sz w:val="19"/>
-                <w:szCs w:val="19"/>
-              </w:rPr>
               <w:tab/>
             </w:r>
             <w:r>
               <w:rPr>
                 <w:rFonts w:ascii="Avenir Next" w:hAnsi="Avenir Next" w:cs="Avenir Next" w:eastAsia="Avenir Next"/>
                 <w:color w:val="1A1A1A"/>
-                <w:sz w:val="19"/>
+                <w:sz w:val="22"/>
                 <w:szCs w:val="19"/>
               </w:rPr>
               <w:t xml:space="preserve">160 mm</w:t>
@@ -3838,25 +3848,25 @@
                 <w:rFonts w:ascii="Avenir Next" w:hAnsi="Avenir Next" w:cs="Avenir Next" w:eastAsia="Avenir Next"/>
                 <w:b/>
                 <w:color w:val="003A70"/>
+                <w:sz w:val="22"/>
+                <w:szCs w:val="19"/>
+              </w:rPr>
+              <w:t xml:space="preserve">C</w:t>
+            </w:r>
+            <w:r>
+              <w:rPr>
+                <w:rFonts w:ascii="Avenir Next" w:hAnsi="Avenir Next" w:cs="Avenir Next" w:eastAsia="Avenir Next"/>
+                <w:color w:val="1A1A1A"/>
                 <w:sz w:val="19"/>
                 <w:szCs w:val="19"/>
               </w:rPr>
-              <w:t xml:space="preserve">C</w:t>
-            </w:r>
-            <w:r>
-              <w:rPr>
-                <w:rFonts w:ascii="Avenir Next" w:hAnsi="Avenir Next" w:cs="Avenir Next" w:eastAsia="Avenir Next"/>
-                <w:color w:val="1A1A1A"/>
-                <w:sz w:val="19"/>
-                <w:szCs w:val="19"/>
-              </w:rPr>
               <w:tab/>
             </w:r>
             <w:r>
               <w:rPr>
                 <w:rFonts w:ascii="Avenir Next" w:hAnsi="Avenir Next" w:cs="Avenir Next" w:eastAsia="Avenir Next"/>
                 <w:color w:val="1A1A1A"/>
-                <w:sz w:val="19"/>
+                <w:sz w:val="22"/>
                 <w:szCs w:val="19"/>
               </w:rPr>
               <w:t xml:space="preserve">1,600 mm</w:t>
@@ -3881,25 +3891,25 @@
                 <w:rFonts w:ascii="Avenir Next" w:hAnsi="Avenir Next" w:cs="Avenir Next" w:eastAsia="Avenir Next"/>
                 <w:b/>
                 <w:color w:val="003A70"/>
+                <w:sz w:val="22"/>
+                <w:szCs w:val="19"/>
+              </w:rPr>
+              <w:t xml:space="preserve">D</w:t>
+            </w:r>
+            <w:r>
+              <w:rPr>
+                <w:rFonts w:ascii="Avenir Next" w:hAnsi="Avenir Next" w:cs="Avenir Next" w:eastAsia="Avenir Next"/>
+                <w:color w:val="1A1A1A"/>
                 <w:sz w:val="19"/>
                 <w:szCs w:val="19"/>
               </w:rPr>
-              <w:t xml:space="preserve">D</w:t>
-            </w:r>
-            <w:r>
-              <w:rPr>
-                <w:rFonts w:ascii="Avenir Next" w:hAnsi="Avenir Next" w:cs="Avenir Next" w:eastAsia="Avenir Next"/>
-                <w:color w:val="1A1A1A"/>
-                <w:sz w:val="19"/>
-                <w:szCs w:val="19"/>
-              </w:rPr>
               <w:tab/>
             </w:r>
             <w:r>
               <w:rPr>
                 <w:rFonts w:ascii="Avenir Next" w:hAnsi="Avenir Next" w:cs="Avenir Next" w:eastAsia="Avenir Next"/>
                 <w:color w:val="1A1A1A"/>
-                <w:sz w:val="19"/>
+                <w:sz w:val="22"/>
                 <w:szCs w:val="19"/>
               </w:rPr>
               <w:t xml:space="preserve">0.16 mm</w:t>
@@ -3927,25 +3937,25 @@
           <w:rFonts w:ascii="Avenir Next" w:hAnsi="Avenir Next" w:cs="Avenir Next" w:eastAsia="Avenir Next"/>
           <w:b/>
           <w:color w:val="1A1A1A"/>
+          <w:sz w:val="22"/>
+          <w:szCs w:val="20"/>
+        </w:rPr>
+        <w:t xml:space="preserve">7.</w:t>
+      </w:r>
+      <w:r>
+        <w:rPr>
+          <w:rFonts w:ascii="Avenir Next" w:hAnsi="Avenir Next" w:cs="Avenir Next" w:eastAsia="Avenir Next"/>
+          <w:color w:val="1A1A1A"/>
           <w:sz w:val="20"/>
           <w:szCs w:val="20"/>
         </w:rPr>
-        <w:t xml:space="preserve">7.</w:t>
-      </w:r>
-      <w:r>
-        <w:rPr>
-          <w:rFonts w:ascii="Avenir Next" w:hAnsi="Avenir Next" w:cs="Avenir Next" w:eastAsia="Avenir Next"/>
-          <w:color w:val="1A1A1A"/>
-          <w:sz w:val="20"/>
-          <w:szCs w:val="20"/>
-        </w:rPr>
         <w:tab/>
       </w:r>
       <w:r>
         <w:rPr>
           <w:rFonts w:ascii="Avenir Next" w:hAnsi="Avenir Next" w:cs="Avenir Next" w:eastAsia="Avenir Next"/>
           <w:color w:val="1A1A1A"/>
-          <w:sz w:val="20"/>
+          <w:sz w:val="22"/>
           <w:szCs w:val="20"/>
         </w:rPr>
         <w:t xml:space="preserve">Which measure is the same as 0.6 L?</w:t>
@@ -4001,25 +4011,25 @@
                 <w:rFonts w:ascii="Avenir Next" w:hAnsi="Avenir Next" w:cs="Avenir Next" w:eastAsia="Avenir Next"/>
                 <w:b/>
                 <w:color w:val="003A70"/>
+                <w:sz w:val="22"/>
+                <w:szCs w:val="19"/>
+              </w:rPr>
+              <w:t xml:space="preserve">A</w:t>
+            </w:r>
+            <w:r>
+              <w:rPr>
+                <w:rFonts w:ascii="Avenir Next" w:hAnsi="Avenir Next" w:cs="Avenir Next" w:eastAsia="Avenir Next"/>
+                <w:color w:val="1A1A1A"/>
                 <w:sz w:val="19"/>
                 <w:szCs w:val="19"/>
               </w:rPr>
-              <w:t xml:space="preserve">A</w:t>
-            </w:r>
-            <w:r>
-              <w:rPr>
-                <w:rFonts w:ascii="Avenir Next" w:hAnsi="Avenir Next" w:cs="Avenir Next" w:eastAsia="Avenir Next"/>
-                <w:color w:val="1A1A1A"/>
-                <w:sz w:val="19"/>
-                <w:szCs w:val="19"/>
-              </w:rPr>
               <w:tab/>
             </w:r>
             <w:r>
               <w:rPr>
                 <w:rFonts w:ascii="Avenir Next" w:hAnsi="Avenir Next" w:cs="Avenir Next" w:eastAsia="Avenir Next"/>
                 <w:color w:val="1A1A1A"/>
-                <w:sz w:val="19"/>
+                <w:sz w:val="22"/>
                 <w:szCs w:val="19"/>
               </w:rPr>
               <w:t xml:space="preserve">6 mL</w:t>
@@ -4044,25 +4054,25 @@
                 <w:rFonts w:ascii="Avenir Next" w:hAnsi="Avenir Next" w:cs="Avenir Next" w:eastAsia="Avenir Next"/>
                 <w:b/>
                 <w:color w:val="003A70"/>
+                <w:sz w:val="22"/>
+                <w:szCs w:val="19"/>
+              </w:rPr>
+              <w:t xml:space="preserve">B</w:t>
+            </w:r>
+            <w:r>
+              <w:rPr>
+                <w:rFonts w:ascii="Avenir Next" w:hAnsi="Avenir Next" w:cs="Avenir Next" w:eastAsia="Avenir Next"/>
+                <w:color w:val="1A1A1A"/>
                 <w:sz w:val="19"/>
                 <w:szCs w:val="19"/>
               </w:rPr>
-              <w:t xml:space="preserve">B</w:t>
-            </w:r>
-            <w:r>
-              <w:rPr>
-                <w:rFonts w:ascii="Avenir Next" w:hAnsi="Avenir Next" w:cs="Avenir Next" w:eastAsia="Avenir Next"/>
-                <w:color w:val="1A1A1A"/>
-                <w:sz w:val="19"/>
-                <w:szCs w:val="19"/>
-              </w:rPr>
               <w:tab/>
             </w:r>
             <w:r>
               <w:rPr>
                 <w:rFonts w:ascii="Avenir Next" w:hAnsi="Avenir Next" w:cs="Avenir Next" w:eastAsia="Avenir Next"/>
                 <w:color w:val="1A1A1A"/>
-                <w:sz w:val="19"/>
+                <w:sz w:val="22"/>
                 <w:szCs w:val="19"/>
               </w:rPr>
               <w:t xml:space="preserve">60 mL</w:t>
@@ -4087,25 +4097,25 @@
                 <w:rFonts w:ascii="Avenir Next" w:hAnsi="Avenir Next" w:cs="Avenir Next" w:eastAsia="Avenir Next"/>
                 <w:b/>
                 <w:color w:val="003A70"/>
+                <w:sz w:val="22"/>
+                <w:szCs w:val="19"/>
+              </w:rPr>
+              <w:t xml:space="preserve">C</w:t>
+            </w:r>
+            <w:r>
+              <w:rPr>
+                <w:rFonts w:ascii="Avenir Next" w:hAnsi="Avenir Next" w:cs="Avenir Next" w:eastAsia="Avenir Next"/>
+                <w:color w:val="1A1A1A"/>
                 <w:sz w:val="19"/>
                 <w:szCs w:val="19"/>
               </w:rPr>
-              <w:t xml:space="preserve">C</w:t>
-            </w:r>
-            <w:r>
-              <w:rPr>
-                <w:rFonts w:ascii="Avenir Next" w:hAnsi="Avenir Next" w:cs="Avenir Next" w:eastAsia="Avenir Next"/>
-                <w:color w:val="1A1A1A"/>
-                <w:sz w:val="19"/>
-                <w:szCs w:val="19"/>
-              </w:rPr>
               <w:tab/>
             </w:r>
             <w:r>
               <w:rPr>
                 <w:rFonts w:ascii="Avenir Next" w:hAnsi="Avenir Next" w:cs="Avenir Next" w:eastAsia="Avenir Next"/>
                 <w:color w:val="1A1A1A"/>
-                <w:sz w:val="19"/>
+                <w:sz w:val="22"/>
                 <w:szCs w:val="19"/>
               </w:rPr>
               <w:t xml:space="preserve">600 mL</w:t>
@@ -4130,25 +4140,25 @@
                 <w:rFonts w:ascii="Avenir Next" w:hAnsi="Avenir Next" w:cs="Avenir Next" w:eastAsia="Avenir Next"/>
                 <w:b/>
                 <w:color w:val="003A70"/>
+                <w:sz w:val="22"/>
+                <w:szCs w:val="19"/>
+              </w:rPr>
+              <w:t xml:space="preserve">D</w:t>
+            </w:r>
+            <w:r>
+              <w:rPr>
+                <w:rFonts w:ascii="Avenir Next" w:hAnsi="Avenir Next" w:cs="Avenir Next" w:eastAsia="Avenir Next"/>
+                <w:color w:val="1A1A1A"/>
                 <w:sz w:val="19"/>
                 <w:szCs w:val="19"/>
               </w:rPr>
-              <w:t xml:space="preserve">D</w:t>
-            </w:r>
-            <w:r>
-              <w:rPr>
-                <w:rFonts w:ascii="Avenir Next" w:hAnsi="Avenir Next" w:cs="Avenir Next" w:eastAsia="Avenir Next"/>
-                <w:color w:val="1A1A1A"/>
-                <w:sz w:val="19"/>
-                <w:szCs w:val="19"/>
-              </w:rPr>
               <w:tab/>
             </w:r>
             <w:r>
               <w:rPr>
                 <w:rFonts w:ascii="Avenir Next" w:hAnsi="Avenir Next" w:cs="Avenir Next" w:eastAsia="Avenir Next"/>
                 <w:color w:val="1A1A1A"/>
-                <w:sz w:val="19"/>
+                <w:sz w:val="22"/>
                 <w:szCs w:val="19"/>
               </w:rPr>
               <w:t xml:space="preserve">6,000 mL</w:t>
@@ -4206,6 +4216,7 @@
           </w:tcPr>
           <w:p>
             <w:pPr>
+              <w:pStyle w:val="Heading2"/>
               <w:spacing w:before="0" w:after="0" w:line="240" w:lineRule="auto"/>
             </w:pPr>
             <w:r>
@@ -4243,7 +4254,7 @@
               <w:rPr>
                 <w:rFonts w:ascii="Avenir Next" w:hAnsi="Avenir Next" w:cs="Avenir Next" w:eastAsia="Avenir Next"/>
                 <w:color w:val="1A1A1A"/>
-                <w:sz w:val="17"/>
+                <w:sz w:val="22"/>
                 <w:szCs w:val="17"/>
               </w:rPr>
               <w:t xml:space="preserve">  I can do this on my own</w:t>
@@ -4272,7 +4283,7 @@
               <w:rPr>
                 <w:rFonts w:ascii="Avenir Next" w:hAnsi="Avenir Next" w:cs="Avenir Next" w:eastAsia="Avenir Next"/>
                 <w:color w:val="1A1A1A"/>
-                <w:sz w:val="17"/>
+                <w:sz w:val="22"/>
                 <w:szCs w:val="17"/>
               </w:rPr>
               <w:t xml:space="preserve">  I need a little help</w:t>
@@ -4301,7 +4312,7 @@
               <w:rPr>
                 <w:rFonts w:ascii="Avenir Next" w:hAnsi="Avenir Next" w:cs="Avenir Next" w:eastAsia="Avenir Next"/>
                 <w:color w:val="1A1A1A"/>
-                <w:sz w:val="17"/>
+                <w:sz w:val="22"/>
                 <w:szCs w:val="17"/>
               </w:rPr>
               <w:t xml:space="preserve">  I have a question about #</w:t>
@@ -4339,7 +4350,7 @@
         <w:rPr>
           <w:rFonts w:ascii="Avenir Next" w:hAnsi="Avenir Next" w:cs="Avenir Next" w:eastAsia="Avenir Next"/>
           <w:color w:val="5A5F66"/>
-          <w:sz w:val="17"/>
+          <w:sz w:val="22"/>
           <w:szCs w:val="17"/>
         </w:rPr>
         <w:t xml:space="preserve">Find a food label with grams or milliliters. Convert the amount to kilograms or liters.</w:t>
@@ -4433,7 +4444,106 @@
               <w:sz w:val="15"/>
               <w:szCs w:val="15"/>
             </w:rPr>
-            <w:t xml:space="preserve">Lesson 3-6  ·  Homework Packet</w:t>
+            <w:t xml:space="preserve">3-6 · Page </w:t>
+          </w:r>
+          <w:r>
+            <w:rPr>
+              <w:rFonts w:ascii="Avenir Next" w:hAnsi="Avenir Next" w:cs="Avenir Next" w:eastAsia="Avenir Next"/>
+              <w:color w:val="5A5F66"/>
+              <w:sz w:val="15"/>
+              <w:szCs w:val="15"/>
+            </w:rPr>
+            <w:fldChar w:fldCharType="begin"/>
+          </w:r>
+          <w:r>
+            <w:rPr>
+              <w:rFonts w:ascii="Avenir Next" w:hAnsi="Avenir Next" w:cs="Avenir Next" w:eastAsia="Avenir Next"/>
+              <w:color w:val="5A5F66"/>
+              <w:sz w:val="15"/>
+              <w:szCs w:val="15"/>
+            </w:rPr>
+            <w:instrText xml:space="preserve"> PAGE </w:instrText>
+          </w:r>
+          <w:r>
+            <w:rPr>
+              <w:rFonts w:ascii="Avenir Next" w:hAnsi="Avenir Next" w:cs="Avenir Next" w:eastAsia="Avenir Next"/>
+              <w:color w:val="5A5F66"/>
+              <w:sz w:val="15"/>
+              <w:szCs w:val="15"/>
+            </w:rPr>
+            <w:fldChar w:fldCharType="separate"/>
+          </w:r>
+          <w:r>
+            <w:rPr>
+              <w:rFonts w:ascii="Avenir Next" w:hAnsi="Avenir Next" w:cs="Avenir Next" w:eastAsia="Avenir Next"/>
+              <w:color w:val="5A5F66"/>
+              <w:sz w:val="15"/>
+              <w:szCs w:val="15"/>
+            </w:rPr>
+            <w:t xml:space="preserve">1</w:t>
+          </w:r>
+          <w:r>
+            <w:rPr>
+              <w:rFonts w:ascii="Avenir Next" w:hAnsi="Avenir Next" w:cs="Avenir Next" w:eastAsia="Avenir Next"/>
+              <w:color w:val="5A5F66"/>
+              <w:sz w:val="15"/>
+              <w:szCs w:val="15"/>
+            </w:rPr>
+            <w:fldChar w:fldCharType="end"/>
+          </w:r>
+          <w:r>
+            <w:rPr>
+              <w:rFonts w:ascii="Avenir Next" w:hAnsi="Avenir Next" w:cs="Avenir Next" w:eastAsia="Avenir Next"/>
+              <w:color w:val="5A5F66"/>
+              <w:sz w:val="15"/>
+              <w:szCs w:val="15"/>
+            </w:rPr>
+            <w:t xml:space="preserve"> of </w:t>
+          </w:r>
+          <w:r>
+            <w:rPr>
+              <w:rFonts w:ascii="Avenir Next" w:hAnsi="Avenir Next" w:cs="Avenir Next" w:eastAsia="Avenir Next"/>
+              <w:color w:val="5A5F66"/>
+              <w:sz w:val="15"/>
+              <w:szCs w:val="15"/>
+            </w:rPr>
+            <w:fldChar w:fldCharType="begin"/>
+          </w:r>
+          <w:r>
+            <w:rPr>
+              <w:rFonts w:ascii="Avenir Next" w:hAnsi="Avenir Next" w:cs="Avenir Next" w:eastAsia="Avenir Next"/>
+              <w:color w:val="5A5F66"/>
+              <w:sz w:val="15"/>
+              <w:szCs w:val="15"/>
+            </w:rPr>
+            <w:instrText xml:space="preserve"> NUMPAGES </w:instrText>
+          </w:r>
+          <w:r>
+            <w:rPr>
+              <w:rFonts w:ascii="Avenir Next" w:hAnsi="Avenir Next" w:cs="Avenir Next" w:eastAsia="Avenir Next"/>
+              <w:color w:val="5A5F66"/>
+              <w:sz w:val="15"/>
+              <w:szCs w:val="15"/>
+            </w:rPr>
+            <w:fldChar w:fldCharType="separate"/>
+          </w:r>
+          <w:r>
+            <w:rPr>
+              <w:rFonts w:ascii="Avenir Next" w:hAnsi="Avenir Next" w:cs="Avenir Next" w:eastAsia="Avenir Next"/>
+              <w:color w:val="5A5F66"/>
+              <w:sz w:val="15"/>
+              <w:szCs w:val="15"/>
+            </w:rPr>
+            <w:t xml:space="preserve">1</w:t>
+          </w:r>
+          <w:r>
+            <w:rPr>
+              <w:rFonts w:ascii="Avenir Next" w:hAnsi="Avenir Next" w:cs="Avenir Next" w:eastAsia="Avenir Next"/>
+              <w:color w:val="5A5F66"/>
+              <w:sz w:val="15"/>
+              <w:szCs w:val="15"/>
+            </w:rPr>
+            <w:fldChar w:fldCharType="end"/>
           </w:r>
         </w:p>
       </w:tc>
@@ -4476,5 +4586,23 @@
       </w:tblCellMar>
     </w:tblPr>
   </w:style>
+  <w:style w:type="paragraph" w:styleId="Heading1">
+    <w:name w:val="heading 1"/>
+    <w:basedOn w:val="Normal"/>
+    <w:pPr>
+      <w:outlineLvl w:val="0"/>
+      <w:keepNext w:val="0"/>
+      <w:keepLines w:val="0"/>
+    </w:pPr>
+  </w:style>
+  <w:style w:type="paragraph" w:styleId="Heading2">
+    <w:name w:val="heading 2"/>
+    <w:basedOn w:val="Normal"/>
+    <w:pPr>
+      <w:outlineLvl w:val="1"/>
+      <w:keepNext w:val="0"/>
+      <w:keepLines w:val="0"/>
+    </w:pPr>
+  </w:style>
 </w:styles>
 </file>